--- a/2_otchet_o_proxozhdenii_praktiki.docx
+++ b/2_otchet_o_proxozhdenii_praktiki.docx
@@ -18,8 +18,6 @@
           <w:lang w:eastAsia="ru-RU"/>
         </w:rPr>
       </w:pPr>
-      <w:bookmarkStart w:id="0" w:name="_GoBack"/>
-      <w:bookmarkEnd w:id="0"/>
       <w:r>
         <w:rPr>
           <w:rFonts w:ascii="Times New Roman" w:eastAsia="Times New Roman" w:hAnsi="Times New Roman"/>
@@ -887,6 +885,40 @@
                 <w:lang w:eastAsia="ru-RU"/>
               </w:rPr>
             </w:pPr>
+            <w:proofErr w:type="spellStart"/>
+            <w:r>
+              <w:rPr>
+                <w:rFonts w:ascii="Times New Roman" w:eastAsia="Times New Roman" w:hAnsi="Times New Roman"/>
+                <w:iCs/>
+                <w:sz w:val="24"/>
+                <w:szCs w:val="24"/>
+                <w:lang w:eastAsia="ru-RU"/>
+              </w:rPr>
+              <w:t>Гилязев</w:t>
+            </w:r>
+            <w:proofErr w:type="spellEnd"/>
+            <w:r>
+              <w:rPr>
+                <w:rFonts w:ascii="Times New Roman" w:eastAsia="Times New Roman" w:hAnsi="Times New Roman"/>
+                <w:iCs/>
+                <w:sz w:val="24"/>
+                <w:szCs w:val="24"/>
+                <w:lang w:eastAsia="ru-RU"/>
+              </w:rPr>
+              <w:t xml:space="preserve"> Тимур </w:t>
+            </w:r>
+            <w:proofErr w:type="spellStart"/>
+            <w:r>
+              <w:rPr>
+                <w:rFonts w:ascii="Times New Roman" w:eastAsia="Times New Roman" w:hAnsi="Times New Roman"/>
+                <w:iCs/>
+                <w:sz w:val="24"/>
+                <w:szCs w:val="24"/>
+                <w:lang w:eastAsia="ru-RU"/>
+              </w:rPr>
+              <w:t>Ильшатович</w:t>
+            </w:r>
+            <w:proofErr w:type="spellEnd"/>
           </w:p>
         </w:tc>
         <w:tc>
@@ -1357,7 +1389,29 @@
           <w:u w:val="single"/>
           <w:lang w:eastAsia="ru-RU"/>
         </w:rPr>
-        <w:t xml:space="preserve">     </w:t>
+        <w:t xml:space="preserve"> </w:t>
+      </w:r>
+      <w:r>
+        <w:rPr>
+          <w:rFonts w:ascii="Times New Roman" w:eastAsia="Times New Roman" w:hAnsi="Times New Roman"/>
+          <w:b/>
+          <w:sz w:val="24"/>
+          <w:szCs w:val="24"/>
+          <w:u w:val="single"/>
+          <w:lang w:eastAsia="ru-RU"/>
+        </w:rPr>
+        <w:t>26</w:t>
+      </w:r>
+      <w:r>
+        <w:rPr>
+          <w:rFonts w:ascii="Times New Roman" w:eastAsia="Times New Roman" w:hAnsi="Times New Roman"/>
+          <w:b/>
+          <w:sz w:val="24"/>
+          <w:szCs w:val="24"/>
+          <w:u w:val="single"/>
+          <w:lang w:eastAsia="ru-RU"/>
+        </w:rPr>
+        <w:t xml:space="preserve"> </w:t>
       </w:r>
       <w:r>
         <w:rPr>
@@ -1410,6 +1464,7 @@
         <w:lastRenderedPageBreak/>
         <w:t>П</w:t>
       </w:r>
+      <w:proofErr w:type="spellStart"/>
       <w:r>
         <w:rPr>
           <w:b/>
@@ -1428,6 +1483,7 @@
         </w:rPr>
         <w:t>кие</w:t>
       </w:r>
+      <w:proofErr w:type="spellEnd"/>
       <w:r>
         <w:rPr>
           <w:b/>
@@ -1676,6 +1732,15 @@
                 <w:lang w:eastAsia="ru-RU"/>
               </w:rPr>
             </w:pPr>
+            <w:r>
+              <w:rPr>
+                <w:rFonts w:ascii="Times New Roman" w:eastAsia="Times New Roman" w:hAnsi="Times New Roman"/>
+                <w:sz w:val="24"/>
+                <w:szCs w:val="24"/>
+                <w:lang w:eastAsia="ru-RU"/>
+              </w:rPr>
+              <w:t>https://github.com/gim99333/Practice-2026/tree/master/case1</w:t>
+            </w:r>
           </w:p>
         </w:tc>
       </w:tr>
@@ -1733,6 +1798,24 @@
                 <w:lang w:eastAsia="ru-RU"/>
               </w:rPr>
             </w:pPr>
+            <w:r>
+              <w:rPr>
+                <w:rFonts w:ascii="Times New Roman" w:eastAsia="Times New Roman" w:hAnsi="Times New Roman"/>
+                <w:sz w:val="24"/>
+                <w:szCs w:val="24"/>
+                <w:lang w:eastAsia="ru-RU"/>
+              </w:rPr>
+              <w:t>https://github.com/gim99333</w:t>
+            </w:r>
+            <w:r>
+              <w:rPr>
+                <w:rFonts w:ascii="Times New Roman" w:eastAsia="Times New Roman" w:hAnsi="Times New Roman"/>
+                <w:sz w:val="24"/>
+                <w:szCs w:val="24"/>
+                <w:lang w:eastAsia="ru-RU"/>
+              </w:rPr>
+              <w:t>/Practice-2026/tree/master/case2</w:t>
+            </w:r>
           </w:p>
         </w:tc>
       </w:tr>
@@ -1790,6 +1873,24 @@
                 <w:lang w:eastAsia="ru-RU"/>
               </w:rPr>
             </w:pPr>
+            <w:r>
+              <w:rPr>
+                <w:rFonts w:ascii="Times New Roman" w:eastAsia="Times New Roman" w:hAnsi="Times New Roman"/>
+                <w:sz w:val="24"/>
+                <w:szCs w:val="24"/>
+                <w:lang w:eastAsia="ru-RU"/>
+              </w:rPr>
+              <w:t>https://github.com/gim99333</w:t>
+            </w:r>
+            <w:r>
+              <w:rPr>
+                <w:rFonts w:ascii="Times New Roman" w:eastAsia="Times New Roman" w:hAnsi="Times New Roman"/>
+                <w:sz w:val="24"/>
+                <w:szCs w:val="24"/>
+                <w:lang w:eastAsia="ru-RU"/>
+              </w:rPr>
+              <w:t>/Practice-2026/tree/master/case3</w:t>
+            </w:r>
           </w:p>
         </w:tc>
       </w:tr>
@@ -1847,6 +1948,24 @@
                 <w:lang w:eastAsia="ru-RU"/>
               </w:rPr>
             </w:pPr>
+            <w:r>
+              <w:rPr>
+                <w:rFonts w:ascii="Times New Roman" w:eastAsia="Times New Roman" w:hAnsi="Times New Roman"/>
+                <w:sz w:val="24"/>
+                <w:szCs w:val="24"/>
+                <w:lang w:eastAsia="ru-RU"/>
+              </w:rPr>
+              <w:t>https://github.com/gim99333</w:t>
+            </w:r>
+            <w:r>
+              <w:rPr>
+                <w:rFonts w:ascii="Times New Roman" w:eastAsia="Times New Roman" w:hAnsi="Times New Roman"/>
+                <w:sz w:val="24"/>
+                <w:szCs w:val="24"/>
+                <w:lang w:eastAsia="ru-RU"/>
+              </w:rPr>
+              <w:t>/Practice-2026/tree/master/case4</w:t>
+            </w:r>
           </w:p>
         </w:tc>
       </w:tr>
@@ -1904,6 +2023,24 @@
                 <w:lang w:eastAsia="ru-RU"/>
               </w:rPr>
             </w:pPr>
+            <w:r>
+              <w:rPr>
+                <w:rFonts w:ascii="Times New Roman" w:eastAsia="Times New Roman" w:hAnsi="Times New Roman"/>
+                <w:sz w:val="24"/>
+                <w:szCs w:val="24"/>
+                <w:lang w:eastAsia="ru-RU"/>
+              </w:rPr>
+              <w:t>https://github.com/gim99333</w:t>
+            </w:r>
+            <w:r>
+              <w:rPr>
+                <w:rFonts w:ascii="Times New Roman" w:eastAsia="Times New Roman" w:hAnsi="Times New Roman"/>
+                <w:sz w:val="24"/>
+                <w:szCs w:val="24"/>
+                <w:lang w:eastAsia="ru-RU"/>
+              </w:rPr>
+              <w:t>/Practice-2026/tree/master/case5</w:t>
+            </w:r>
           </w:p>
         </w:tc>
       </w:tr>
@@ -1989,7 +2126,16 @@
                 <w:sz w:val="28"/>
                 <w:szCs w:val="28"/>
               </w:rPr>
-              <w:t xml:space="preserve"> _________</w:t>
+              <w:t xml:space="preserve"> </w:t>
+            </w:r>
+            <w:r>
+              <w:rPr>
+                <w:rFonts w:ascii="Times New Roman" w:eastAsia="Times New Roman" w:hAnsi="Times New Roman"/>
+                <w:sz w:val="28"/>
+                <w:szCs w:val="28"/>
+                <w:u w:val="single"/>
+              </w:rPr>
+              <w:t>26.07.2026</w:t>
             </w:r>
           </w:p>
         </w:tc>
@@ -2017,16 +2163,7 @@
                 <w:sz w:val="28"/>
                 <w:szCs w:val="28"/>
               </w:rPr>
-              <w:t>_________                   ______</w:t>
-            </w:r>
-            <w:r>
-              <w:rPr>
-                <w:rFonts w:ascii="Times New Roman" w:eastAsia="Times New Roman" w:hAnsi="Times New Roman"/>
-                <w:sz w:val="28"/>
-                <w:szCs w:val="28"/>
-                <w:lang w:val="en-US"/>
-              </w:rPr>
-              <w:t>_____</w:t>
+              <w:t>_</w:t>
             </w:r>
             <w:r>
               <w:rPr>
@@ -2034,8 +2171,41 @@
                 <w:sz w:val="28"/>
                 <w:szCs w:val="28"/>
               </w:rPr>
-              <w:t>________</w:t>
+              <w:t xml:space="preserve">________                </w:t>
             </w:r>
+            <w:bookmarkStart w:id="0" w:name="_GoBack"/>
+            <w:proofErr w:type="spellStart"/>
+            <w:r>
+              <w:rPr>
+                <w:rFonts w:ascii="Times New Roman" w:eastAsia="Times New Roman" w:hAnsi="Times New Roman"/>
+                <w:sz w:val="28"/>
+                <w:szCs w:val="28"/>
+                <w:u w:val="single"/>
+              </w:rPr>
+              <w:t>Гилязев</w:t>
+            </w:r>
+            <w:proofErr w:type="spellEnd"/>
+            <w:r>
+              <w:rPr>
+                <w:rFonts w:ascii="Times New Roman" w:eastAsia="Times New Roman" w:hAnsi="Times New Roman"/>
+                <w:sz w:val="28"/>
+                <w:szCs w:val="28"/>
+                <w:u w:val="single"/>
+              </w:rPr>
+              <w:t xml:space="preserve"> Тимур </w:t>
+            </w:r>
+            <w:proofErr w:type="spellStart"/>
+            <w:r>
+              <w:rPr>
+                <w:rFonts w:ascii="Times New Roman" w:eastAsia="Times New Roman" w:hAnsi="Times New Roman"/>
+                <w:sz w:val="28"/>
+                <w:szCs w:val="28"/>
+                <w:u w:val="single"/>
+              </w:rPr>
+              <w:t>Ильшатович</w:t>
+            </w:r>
+            <w:bookmarkEnd w:id="0"/>
+            <w:proofErr w:type="spellEnd"/>
           </w:p>
           <w:p>
             <w:pPr>
@@ -2434,7 +2604,7 @@
             </wp:anchor>
           </w:drawing>
         </mc:Choice>
-        <mc:Fallback xmlns:w16sdtdh="http://schemas.microsoft.com/office/word/2020/wordml/sdtdatahash" xmlns:w16="http://schemas.microsoft.com/office/word/2018/wordml" xmlns:w16cid="http://schemas.microsoft.com/office/word/2016/wordml/cid" xmlns:w16cex="http://schemas.microsoft.com/office/word/2018/wordml/cex" xmlns:oel="http://schemas.microsoft.com/office/2019/extlst" xmlns:am3d="http://schemas.microsoft.com/office/drawing/2017/model3d" xmlns:aink="http://schemas.microsoft.com/office/drawing/2016/ink" xmlns:cx8="http://schemas.microsoft.com/office/drawing/2016/5/14/chartex" xmlns:cx7="http://schemas.microsoft.com/office/drawing/2016/5/13/chartex" xmlns:cx6="http://schemas.microsoft.com/office/drawing/2016/5/12/chartex" xmlns:cx5="http://schemas.microsoft.com/office/drawing/2016/5/11/chartex" xmlns:cx4="http://schemas.microsoft.com/office/drawing/2016/5/10/chartex" xmlns:cx3="http://schemas.microsoft.com/office/drawing/2016/5/9/chartex" xmlns:cx2="http://schemas.microsoft.com/office/drawing/2015/10/21/chartex" xmlns:cx1="http://schemas.microsoft.com/office/drawing/2015/9/8/chartex">
+        <mc:Fallback xmlns:cx1="http://schemas.microsoft.com/office/drawing/2015/9/8/chartex" xmlns:cx2="http://schemas.microsoft.com/office/drawing/2015/10/21/chartex" xmlns:cx3="http://schemas.microsoft.com/office/drawing/2016/5/9/chartex" xmlns:cx4="http://schemas.microsoft.com/office/drawing/2016/5/10/chartex" xmlns:cx5="http://schemas.microsoft.com/office/drawing/2016/5/11/chartex" xmlns:cx6="http://schemas.microsoft.com/office/drawing/2016/5/12/chartex" xmlns:cx7="http://schemas.microsoft.com/office/drawing/2016/5/13/chartex" xmlns:cx8="http://schemas.microsoft.com/office/drawing/2016/5/14/chartex" xmlns:aink="http://schemas.microsoft.com/office/drawing/2016/ink" xmlns:am3d="http://schemas.microsoft.com/office/drawing/2017/model3d" xmlns:oel="http://schemas.microsoft.com/office/2019/extlst" xmlns:w16cex="http://schemas.microsoft.com/office/word/2018/wordml/cex" xmlns:w16cid="http://schemas.microsoft.com/office/word/2016/wordml/cid" xmlns:w16="http://schemas.microsoft.com/office/word/2018/wordml" xmlns:w16sdtdh="http://schemas.microsoft.com/office/word/2020/wordml/sdtdatahash">
           <w:pict>
             <v:line w14:anchorId="11551049" id="Прямая соединительная линия 6" o:spid="_x0000_s1026" style="position:absolute;z-index:251660288;visibility:visible;mso-wrap-style:square;mso-width-percent:0;mso-height-percent:0;mso-wrap-distance-left:9pt;mso-wrap-distance-top:0;mso-wrap-distance-right:9pt;mso-wrap-distance-bottom:0;mso-position-horizontal:absolute;mso-position-horizontal-relative:margin;mso-position-vertical:absolute;mso-position-vertical-relative:text;mso-width-percent:0;mso-height-percent:0;mso-width-relative:margin;mso-height-relative:margin" from="141.35pt,7.35pt" to="478.85pt,7.35pt" o:gfxdata="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" strokecolor="red" strokeweight="1pt">
               <v:stroke joinstyle="miter"/>
@@ -8149,7 +8319,7 @@
 </file>
 
 <file path=customXml/itemProps1.xml><?xml version="1.0" encoding="utf-8"?>
-<ds:datastoreItem xmlns:ds="http://schemas.openxmlformats.org/officeDocument/2006/customXml" ds:itemID="{59493BEB-8F40-4EDE-8BC1-CB0C36C1F69F}">
+<ds:datastoreItem xmlns:ds="http://schemas.openxmlformats.org/officeDocument/2006/customXml" ds:itemID="{AA794619-4895-43E1-8208-EC868C886BEE}">
   <ds:schemaRefs>
     <ds:schemaRef ds:uri="http://schemas.openxmlformats.org/officeDocument/2006/bibliography"/>
   </ds:schemaRefs>

--- a/2_otchet_o_proxozhdenii_praktiki.docx
+++ b/2_otchet_o_proxozhdenii_praktiki.docx
@@ -14277,47 +14277,57 @@
             <w:pPr>
               <w:pStyle w:val="HTML0"/>
               <w:keepNext/>
-              <w:rPr>
-                <w:lang w:val="en-US"/>
-              </w:rPr>
-            </w:pPr>
-            <w:r>
-              <w:rPr>
-                <w:lang w:val="en-US"/>
-              </w:rPr>
-              <w:t>│   └── asgi.py</w:t>
-            </w:r>
+            </w:pPr>
+            <w:r>
+              <w:t xml:space="preserve">│   └── </w:t>
+            </w:r>
+            <w:proofErr w:type="spellStart"/>
+            <w:r>
+              <w:rPr>
+                <w:lang w:val="en-US"/>
+              </w:rPr>
+              <w:t>asgi</w:t>
+            </w:r>
+            <w:proofErr w:type="spellEnd"/>
+            <w:r>
+              <w:t>.</w:t>
+            </w:r>
+            <w:proofErr w:type="spellStart"/>
+            <w:r>
+              <w:rPr>
+                <w:lang w:val="en-US"/>
+              </w:rPr>
+              <w:t>py</w:t>
+            </w:r>
+            <w:proofErr w:type="spellEnd"/>
           </w:p>
           <w:p>
             <w:pPr>
               <w:pStyle w:val="HTML0"/>
               <w:keepNext/>
-              <w:rPr>
-                <w:lang w:val="en-US"/>
-              </w:rPr>
-            </w:pPr>
-            <w:r>
-              <w:rPr>
-                <w:lang w:val="en-US"/>
-              </w:rPr>
-              <w:t xml:space="preserve">├── greetings/                  # </w:t>
+            </w:pPr>
+            <w:r>
+              <w:t xml:space="preserve">├── </w:t>
+            </w:r>
+            <w:r>
+              <w:rPr>
+                <w:lang w:val="en-US"/>
+              </w:rPr>
+              <w:t>greetings</w:t>
+            </w:r>
+            <w:r>
+              <w:t xml:space="preserve">/                  # </w:t>
             </w:r>
             <w:r>
               <w:t>Приложение</w:t>
             </w:r>
             <w:r>
-              <w:rPr>
-                <w:lang w:val="en-US"/>
-              </w:rPr>
               <w:t xml:space="preserve"> </w:t>
             </w:r>
             <w:r>
               <w:t>для</w:t>
             </w:r>
             <w:r>
-              <w:rPr>
-                <w:lang w:val="en-US"/>
-              </w:rPr>
               <w:t xml:space="preserve"> </w:t>
             </w:r>
             <w:r>
@@ -14328,38 +14338,62 @@
             <w:pPr>
               <w:pStyle w:val="HTML0"/>
               <w:keepNext/>
-              <w:rPr>
-                <w:lang w:val="en-US"/>
-              </w:rPr>
-            </w:pPr>
-            <w:r>
-              <w:rPr>
-                <w:lang w:val="en-US"/>
-              </w:rPr>
-              <w:t>│   ├── __init__.py</w:t>
-            </w:r>
+            </w:pPr>
+            <w:r>
+              <w:t>│   ├── __</w:t>
+            </w:r>
+            <w:proofErr w:type="spellStart"/>
+            <w:r>
+              <w:rPr>
+                <w:lang w:val="en-US"/>
+              </w:rPr>
+              <w:t>init</w:t>
+            </w:r>
+            <w:proofErr w:type="spellEnd"/>
+            <w:r>
+              <w:t>__.</w:t>
+            </w:r>
+            <w:proofErr w:type="spellStart"/>
+            <w:r>
+              <w:rPr>
+                <w:lang w:val="en-US"/>
+              </w:rPr>
+              <w:t>py</w:t>
+            </w:r>
+            <w:proofErr w:type="spellEnd"/>
           </w:p>
           <w:p>
             <w:pPr>
               <w:pStyle w:val="HTML0"/>
               <w:keepNext/>
-              <w:rPr>
-                <w:lang w:val="en-US"/>
-              </w:rPr>
-            </w:pPr>
-            <w:r>
-              <w:rPr>
-                <w:lang w:val="en-US"/>
-              </w:rPr>
-              <w:t xml:space="preserve">│   ├── admin.py                # </w:t>
+            </w:pPr>
+            <w:r>
+              <w:t xml:space="preserve">│   ├── </w:t>
+            </w:r>
+            <w:r>
+              <w:rPr>
+                <w:lang w:val="en-US"/>
+              </w:rPr>
+              <w:t>admin</w:t>
+            </w:r>
+            <w:r>
+              <w:t>.</w:t>
+            </w:r>
+            <w:proofErr w:type="spellStart"/>
+            <w:r>
+              <w:rPr>
+                <w:lang w:val="en-US"/>
+              </w:rPr>
+              <w:t>py</w:t>
+            </w:r>
+            <w:proofErr w:type="spellEnd"/>
+            <w:r>
+              <w:t xml:space="preserve">                # </w:t>
             </w:r>
             <w:r>
               <w:t>Административная</w:t>
             </w:r>
             <w:r>
-              <w:rPr>
-                <w:lang w:val="en-US"/>
-              </w:rPr>
               <w:t xml:space="preserve"> </w:t>
             </w:r>
             <w:r>
@@ -14608,12 +14642,14 @@
             <w:pPr>
               <w:pStyle w:val="4"/>
               <w:rPr>
+                <w:i/>
                 <w:sz w:val="26"/>
                 <w:szCs w:val="26"/>
               </w:rPr>
             </w:pPr>
             <w:r>
               <w:rPr>
+                <w:i/>
                 <w:sz w:val="26"/>
                 <w:szCs w:val="26"/>
               </w:rPr>
@@ -15017,12 +15053,14 @@
             <w:pPr>
               <w:pStyle w:val="4"/>
               <w:rPr>
+                <w:i/>
                 <w:sz w:val="26"/>
                 <w:szCs w:val="26"/>
               </w:rPr>
             </w:pPr>
             <w:r>
               <w:rPr>
+                <w:i/>
                 <w:sz w:val="26"/>
                 <w:szCs w:val="26"/>
               </w:rPr>
@@ -15205,12 +15243,14 @@
             <w:pPr>
               <w:pStyle w:val="4"/>
               <w:rPr>
+                <w:i/>
                 <w:sz w:val="26"/>
                 <w:szCs w:val="26"/>
               </w:rPr>
             </w:pPr>
             <w:r>
               <w:rPr>
+                <w:i/>
                 <w:sz w:val="26"/>
                 <w:szCs w:val="26"/>
               </w:rPr>
@@ -16469,12 +16509,14 @@
             <w:pPr>
               <w:pStyle w:val="4"/>
               <w:rPr>
+                <w:i/>
                 <w:sz w:val="26"/>
                 <w:szCs w:val="26"/>
               </w:rPr>
             </w:pPr>
             <w:r>
               <w:rPr>
+                <w:i/>
                 <w:sz w:val="26"/>
                 <w:szCs w:val="26"/>
               </w:rPr>
@@ -16936,12 +16978,14 @@
             <w:pPr>
               <w:pStyle w:val="4"/>
               <w:rPr>
+                <w:i/>
                 <w:sz w:val="26"/>
                 <w:szCs w:val="26"/>
               </w:rPr>
             </w:pPr>
             <w:r>
               <w:rPr>
+                <w:i/>
                 <w:sz w:val="26"/>
                 <w:szCs w:val="26"/>
               </w:rPr>
@@ -16950,6 +16994,7 @@
             <w:proofErr w:type="spellStart"/>
             <w:r>
               <w:rPr>
+                <w:i/>
                 <w:sz w:val="26"/>
                 <w:szCs w:val="26"/>
               </w:rPr>
@@ -16958,6 +17003,7 @@
             <w:proofErr w:type="spellEnd"/>
             <w:r>
               <w:rPr>
+                <w:i/>
                 <w:sz w:val="26"/>
                 <w:szCs w:val="26"/>
               </w:rPr>
@@ -17185,12 +17231,14 @@
             <w:pPr>
               <w:pStyle w:val="4"/>
               <w:rPr>
+                <w:i/>
                 <w:sz w:val="26"/>
                 <w:szCs w:val="26"/>
               </w:rPr>
             </w:pPr>
             <w:r>
               <w:rPr>
+                <w:i/>
                 <w:sz w:val="26"/>
                 <w:szCs w:val="26"/>
               </w:rPr>
@@ -17252,12 +17300,14 @@
             <w:pPr>
               <w:pStyle w:val="4"/>
               <w:rPr>
+                <w:i/>
                 <w:sz w:val="26"/>
                 <w:szCs w:val="26"/>
               </w:rPr>
             </w:pPr>
             <w:r>
               <w:rPr>
+                <w:i/>
                 <w:sz w:val="26"/>
                 <w:szCs w:val="26"/>
               </w:rPr>
@@ -17304,12 +17354,14 @@
             <w:pPr>
               <w:pStyle w:val="4"/>
               <w:rPr>
+                <w:i/>
                 <w:sz w:val="26"/>
                 <w:szCs w:val="26"/>
               </w:rPr>
             </w:pPr>
             <w:r>
               <w:rPr>
+                <w:i/>
                 <w:sz w:val="26"/>
                 <w:szCs w:val="26"/>
               </w:rPr>
@@ -17374,12 +17426,14 @@
             <w:pPr>
               <w:pStyle w:val="4"/>
               <w:rPr>
+                <w:i/>
                 <w:sz w:val="26"/>
                 <w:szCs w:val="26"/>
               </w:rPr>
             </w:pPr>
             <w:r>
               <w:rPr>
+                <w:i/>
                 <w:sz w:val="26"/>
                 <w:szCs w:val="26"/>
               </w:rPr>
@@ -17858,12 +17912,14 @@
             <w:pPr>
               <w:pStyle w:val="4"/>
               <w:rPr>
+                <w:i/>
                 <w:sz w:val="26"/>
                 <w:szCs w:val="26"/>
               </w:rPr>
             </w:pPr>
             <w:r>
               <w:rPr>
+                <w:i/>
                 <w:sz w:val="26"/>
                 <w:szCs w:val="26"/>
               </w:rPr>
@@ -17872,6 +17928,7 @@
             <w:proofErr w:type="spellStart"/>
             <w:r>
               <w:rPr>
+                <w:i/>
                 <w:sz w:val="26"/>
                 <w:szCs w:val="26"/>
               </w:rPr>
@@ -17957,12 +18014,14 @@
             <w:pPr>
               <w:pStyle w:val="4"/>
               <w:rPr>
+                <w:i/>
                 <w:sz w:val="26"/>
                 <w:szCs w:val="26"/>
               </w:rPr>
             </w:pPr>
             <w:r>
               <w:rPr>
+                <w:i/>
                 <w:sz w:val="26"/>
                 <w:szCs w:val="26"/>
               </w:rPr>
@@ -17997,12 +18056,14 @@
             <w:pPr>
               <w:pStyle w:val="4"/>
               <w:rPr>
+                <w:i/>
                 <w:sz w:val="26"/>
                 <w:szCs w:val="26"/>
               </w:rPr>
             </w:pPr>
             <w:r>
               <w:rPr>
+                <w:i/>
                 <w:sz w:val="26"/>
                 <w:szCs w:val="26"/>
               </w:rPr>
@@ -18068,12 +18129,14 @@
             <w:pPr>
               <w:pStyle w:val="4"/>
               <w:rPr>
+                <w:i/>
                 <w:sz w:val="26"/>
                 <w:szCs w:val="26"/>
               </w:rPr>
             </w:pPr>
             <w:r>
               <w:rPr>
+                <w:i/>
                 <w:sz w:val="26"/>
                 <w:szCs w:val="26"/>
               </w:rPr>
@@ -18172,12 +18235,14 @@
             <w:pPr>
               <w:pStyle w:val="4"/>
               <w:rPr>
+                <w:i/>
                 <w:sz w:val="26"/>
                 <w:szCs w:val="26"/>
               </w:rPr>
             </w:pPr>
             <w:r>
               <w:rPr>
+                <w:i/>
                 <w:sz w:val="26"/>
                 <w:szCs w:val="26"/>
               </w:rPr>
@@ -18316,12 +18381,14 @@
             <w:pPr>
               <w:pStyle w:val="4"/>
               <w:rPr>
+                <w:i/>
                 <w:sz w:val="26"/>
                 <w:szCs w:val="26"/>
               </w:rPr>
             </w:pPr>
             <w:r>
               <w:rPr>
+                <w:i/>
                 <w:sz w:val="26"/>
                 <w:szCs w:val="26"/>
               </w:rPr>
@@ -18610,49 +18677,7 @@
               <w:pStyle w:val="ds-markdown-paragraph"/>
             </w:pPr>
             <w:r>
-              <w:t>Требовалось р</w:t>
-            </w:r>
-            <w:r>
-              <w:t>азработат</w:t>
-            </w:r>
-            <w:r>
-              <w:t>ь</w:t>
-            </w:r>
-            <w:r>
-              <w:t xml:space="preserve"> интерактивный калькулятор</w:t>
-            </w:r>
-            <w:r>
-              <w:t xml:space="preserve"> со стилизованным</w:t>
-            </w:r>
-            <w:r>
-              <w:t xml:space="preserve"> интерфейс</w:t>
-            </w:r>
-            <w:r>
-              <w:t>ом</w:t>
-            </w:r>
-            <w:r>
-              <w:t>, включающи</w:t>
-            </w:r>
-            <w:r>
-              <w:t>м</w:t>
-            </w:r>
-            <w:r>
-              <w:t xml:space="preserve"> 4 кнопки</w:t>
-            </w:r>
-            <w:r>
-              <w:t xml:space="preserve"> для математических операций,</w:t>
-            </w:r>
-            <w:r>
-              <w:t xml:space="preserve"> два </w:t>
-            </w:r>
-            <w:r>
-              <w:t>поля ввода</w:t>
-            </w:r>
-            <w:r>
-              <w:t xml:space="preserve"> и пустое окно для вывода результата</w:t>
-            </w:r>
-            <w:r>
-              <w:t>.</w:t>
+              <w:t>Требовалось разработать интерактивный калькулятор со стилизованным интерфейсом, включающим 4 кнопки для математических операций, два поля ввода и пустое окно для вывода результата.</w:t>
             </w:r>
           </w:p>
           <w:p>
@@ -18714,7 +18739,6 @@
                 </w:tcPr>
                 <w:p>
                   <w:pPr>
-                    <w:jc w:val="center"/>
                     <w:rPr>
                       <w:b/>
                       <w:bCs/>
@@ -18737,7 +18761,6 @@
                 </w:tcPr>
                 <w:p>
                   <w:pPr>
-                    <w:jc w:val="center"/>
                     <w:rPr>
                       <w:b/>
                       <w:bCs/>
@@ -18876,12 +18899,14 @@
             <w:pPr>
               <w:pStyle w:val="4"/>
               <w:rPr>
+                <w:i/>
                 <w:sz w:val="26"/>
                 <w:szCs w:val="26"/>
               </w:rPr>
             </w:pPr>
             <w:r>
               <w:rPr>
+                <w:i/>
                 <w:sz w:val="26"/>
                 <w:szCs w:val="26"/>
               </w:rPr>
@@ -19517,14 +19542,22 @@
             <w:r>
               <w:t xml:space="preserve"> Все элементы интерфейса реализованы и расположены в логической последовательности.</w:t>
             </w:r>
-            <w:bookmarkStart w:id="0" w:name="_GoBack"/>
-            <w:bookmarkEnd w:id="0"/>
           </w:p>
           <w:p>
             <w:pPr>
               <w:pStyle w:val="4"/>
-            </w:pPr>
-            <w:r>
+              <w:rPr>
+                <w:i/>
+                <w:sz w:val="26"/>
+                <w:szCs w:val="26"/>
+              </w:rPr>
+            </w:pPr>
+            <w:r>
+              <w:rPr>
+                <w:i/>
+                <w:sz w:val="26"/>
+                <w:szCs w:val="26"/>
+              </w:rPr>
               <w:t>3.2. Стилизация интерфейса</w:t>
             </w:r>
           </w:p>
@@ -19844,17 +19877,20 @@
             </w:r>
           </w:p>
           <w:p>
-            <w:r>
-              <w:pict>
-                <v:rect id="_x0000_i1119" style="width:0;height:1.5pt" o:hralign="center" o:hrstd="t" o:hr="t" fillcolor="#a0a0a0" stroked="f"/>
-              </w:pict>
-            </w:r>
-          </w:p>
-          <w:p>
             <w:pPr>
               <w:pStyle w:val="4"/>
-            </w:pPr>
-            <w:r>
+              <w:rPr>
+                <w:i/>
+                <w:sz w:val="26"/>
+                <w:szCs w:val="26"/>
+              </w:rPr>
+            </w:pPr>
+            <w:r>
+              <w:rPr>
+                <w:i/>
+                <w:sz w:val="26"/>
+                <w:szCs w:val="26"/>
+              </w:rPr>
               <w:t>3.3. Математические функции</w:t>
             </w:r>
           </w:p>
@@ -20793,159 +20829,159 @@
               <w:rPr>
                 <w:lang w:val="en-US"/>
               </w:rPr>
+              <w:t xml:space="preserve">    </w:t>
+            </w:r>
+            <w:r>
+              <w:rPr>
+                <w:rStyle w:val="token"/>
+                <w:lang w:val="en-US"/>
+              </w:rPr>
+              <w:t>if</w:t>
+            </w:r>
+            <w:r>
+              <w:rPr>
+                <w:lang w:val="en-US"/>
+              </w:rPr>
+              <w:t xml:space="preserve"> </w:t>
+            </w:r>
+            <w:proofErr w:type="gramStart"/>
+            <w:r>
+              <w:rPr>
+                <w:rStyle w:val="token"/>
+                <w:lang w:val="en-US"/>
+              </w:rPr>
+              <w:t>(!</w:t>
+            </w:r>
+            <w:r>
+              <w:rPr>
+                <w:lang w:val="en-US"/>
+              </w:rPr>
+              <w:t>validation</w:t>
+            </w:r>
+            <w:proofErr w:type="gramEnd"/>
+            <w:r>
+              <w:rPr>
+                <w:rStyle w:val="token"/>
+                <w:lang w:val="en-US"/>
+              </w:rPr>
+              <w:t>)</w:t>
+            </w:r>
+            <w:r>
+              <w:rPr>
+                <w:lang w:val="en-US"/>
+              </w:rPr>
+              <w:t xml:space="preserve"> </w:t>
+            </w:r>
+            <w:r>
+              <w:rPr>
+                <w:rStyle w:val="token"/>
+                <w:lang w:val="en-US"/>
+              </w:rPr>
+              <w:t>return;</w:t>
+            </w:r>
+          </w:p>
+          <w:p>
+            <w:pPr>
+              <w:pStyle w:val="HTML0"/>
+              <w:rPr>
+                <w:lang w:val="en-US"/>
+              </w:rPr>
+            </w:pPr>
+            <w:r>
+              <w:rPr>
+                <w:lang w:val="en-US"/>
+              </w:rPr>
+              <w:t xml:space="preserve">    </w:t>
+            </w:r>
+            <w:proofErr w:type="spellStart"/>
+            <w:r>
+              <w:rPr>
+                <w:rStyle w:val="token"/>
+                <w:lang w:val="en-US"/>
+              </w:rPr>
+              <w:t>const</w:t>
+            </w:r>
+            <w:proofErr w:type="spellEnd"/>
+            <w:r>
+              <w:rPr>
+                <w:lang w:val="en-US"/>
+              </w:rPr>
+              <w:t xml:space="preserve"> result </w:t>
+            </w:r>
+            <w:r>
+              <w:rPr>
+                <w:rStyle w:val="token"/>
+                <w:lang w:val="en-US"/>
+              </w:rPr>
+              <w:t>=</w:t>
+            </w:r>
+            <w:r>
+              <w:rPr>
+                <w:lang w:val="en-US"/>
+              </w:rPr>
+              <w:t xml:space="preserve"> validation</w:t>
+            </w:r>
+            <w:r>
+              <w:rPr>
+                <w:rStyle w:val="token"/>
+                <w:lang w:val="en-US"/>
+              </w:rPr>
+              <w:t>.</w:t>
+            </w:r>
+            <w:r>
+              <w:rPr>
+                <w:lang w:val="en-US"/>
+              </w:rPr>
+              <w:t xml:space="preserve">num1 </w:t>
+            </w:r>
+            <w:r>
+              <w:rPr>
+                <w:rStyle w:val="token"/>
+                <w:lang w:val="en-US"/>
+              </w:rPr>
+              <w:t>*</w:t>
+            </w:r>
+            <w:r>
+              <w:rPr>
+                <w:lang w:val="en-US"/>
+              </w:rPr>
+              <w:t xml:space="preserve"> validation</w:t>
+            </w:r>
+            <w:r>
+              <w:rPr>
+                <w:rStyle w:val="token"/>
+                <w:lang w:val="en-US"/>
+              </w:rPr>
+              <w:t>.</w:t>
+            </w:r>
+            <w:r>
+              <w:rPr>
+                <w:lang w:val="en-US"/>
+              </w:rPr>
+              <w:t>num2</w:t>
+            </w:r>
+            <w:r>
+              <w:rPr>
+                <w:rStyle w:val="token"/>
+                <w:lang w:val="en-US"/>
+              </w:rPr>
+              <w:t>;</w:t>
+            </w:r>
+          </w:p>
+          <w:p>
+            <w:pPr>
+              <w:pStyle w:val="HTML0"/>
+              <w:rPr>
+                <w:lang w:val="en-US"/>
+              </w:rPr>
+            </w:pPr>
+            <w:r>
+              <w:rPr>
+                <w:lang w:val="en-US"/>
+              </w:rPr>
               <w:lastRenderedPageBreak/>
               <w:t xml:space="preserve">    </w:t>
             </w:r>
-            <w:r>
-              <w:rPr>
-                <w:rStyle w:val="token"/>
-                <w:lang w:val="en-US"/>
-              </w:rPr>
-              <w:t>if</w:t>
-            </w:r>
-            <w:r>
-              <w:rPr>
-                <w:lang w:val="en-US"/>
-              </w:rPr>
-              <w:t xml:space="preserve"> </w:t>
-            </w:r>
-            <w:proofErr w:type="gramStart"/>
-            <w:r>
-              <w:rPr>
-                <w:rStyle w:val="token"/>
-                <w:lang w:val="en-US"/>
-              </w:rPr>
-              <w:t>(!</w:t>
-            </w:r>
-            <w:r>
-              <w:rPr>
-                <w:lang w:val="en-US"/>
-              </w:rPr>
-              <w:t>validation</w:t>
-            </w:r>
-            <w:proofErr w:type="gramEnd"/>
-            <w:r>
-              <w:rPr>
-                <w:rStyle w:val="token"/>
-                <w:lang w:val="en-US"/>
-              </w:rPr>
-              <w:t>)</w:t>
-            </w:r>
-            <w:r>
-              <w:rPr>
-                <w:lang w:val="en-US"/>
-              </w:rPr>
-              <w:t xml:space="preserve"> </w:t>
-            </w:r>
-            <w:r>
-              <w:rPr>
-                <w:rStyle w:val="token"/>
-                <w:lang w:val="en-US"/>
-              </w:rPr>
-              <w:t>return;</w:t>
-            </w:r>
-          </w:p>
-          <w:p>
-            <w:pPr>
-              <w:pStyle w:val="HTML0"/>
-              <w:rPr>
-                <w:lang w:val="en-US"/>
-              </w:rPr>
-            </w:pPr>
-            <w:r>
-              <w:rPr>
-                <w:lang w:val="en-US"/>
-              </w:rPr>
-              <w:t xml:space="preserve">    </w:t>
-            </w:r>
-            <w:proofErr w:type="spellStart"/>
-            <w:r>
-              <w:rPr>
-                <w:rStyle w:val="token"/>
-                <w:lang w:val="en-US"/>
-              </w:rPr>
-              <w:t>const</w:t>
-            </w:r>
-            <w:proofErr w:type="spellEnd"/>
-            <w:r>
-              <w:rPr>
-                <w:lang w:val="en-US"/>
-              </w:rPr>
-              <w:t xml:space="preserve"> result </w:t>
-            </w:r>
-            <w:r>
-              <w:rPr>
-                <w:rStyle w:val="token"/>
-                <w:lang w:val="en-US"/>
-              </w:rPr>
-              <w:t>=</w:t>
-            </w:r>
-            <w:r>
-              <w:rPr>
-                <w:lang w:val="en-US"/>
-              </w:rPr>
-              <w:t xml:space="preserve"> validation</w:t>
-            </w:r>
-            <w:r>
-              <w:rPr>
-                <w:rStyle w:val="token"/>
-                <w:lang w:val="en-US"/>
-              </w:rPr>
-              <w:t>.</w:t>
-            </w:r>
-            <w:r>
-              <w:rPr>
-                <w:lang w:val="en-US"/>
-              </w:rPr>
-              <w:t xml:space="preserve">num1 </w:t>
-            </w:r>
-            <w:r>
-              <w:rPr>
-                <w:rStyle w:val="token"/>
-                <w:lang w:val="en-US"/>
-              </w:rPr>
-              <w:t>*</w:t>
-            </w:r>
-            <w:r>
-              <w:rPr>
-                <w:lang w:val="en-US"/>
-              </w:rPr>
-              <w:t xml:space="preserve"> validation</w:t>
-            </w:r>
-            <w:r>
-              <w:rPr>
-                <w:rStyle w:val="token"/>
-                <w:lang w:val="en-US"/>
-              </w:rPr>
-              <w:t>.</w:t>
-            </w:r>
-            <w:r>
-              <w:rPr>
-                <w:lang w:val="en-US"/>
-              </w:rPr>
-              <w:t>num2</w:t>
-            </w:r>
-            <w:r>
-              <w:rPr>
-                <w:rStyle w:val="token"/>
-                <w:lang w:val="en-US"/>
-              </w:rPr>
-              <w:t>;</w:t>
-            </w:r>
-          </w:p>
-          <w:p>
-            <w:pPr>
-              <w:pStyle w:val="HTML0"/>
-              <w:rPr>
-                <w:lang w:val="en-US"/>
-              </w:rPr>
-            </w:pPr>
-            <w:r>
-              <w:rPr>
-                <w:lang w:val="en-US"/>
-              </w:rPr>
-              <w:t xml:space="preserve">    </w:t>
-            </w:r>
             <w:proofErr w:type="spellStart"/>
             <w:r>
               <w:rPr>
@@ -21211,6 +21247,9 @@
           <w:p>
             <w:pPr>
               <w:pStyle w:val="HTML0"/>
+              <w:rPr>
+                <w:lang w:val="en-US"/>
+              </w:rPr>
             </w:pPr>
             <w:r>
               <w:rPr>
@@ -21218,56 +21257,75 @@
               </w:rPr>
               <w:t xml:space="preserve">    </w:t>
             </w:r>
-            <w:proofErr w:type="spellStart"/>
-            <w:r>
-              <w:rPr>
-                <w:rStyle w:val="token"/>
+            <w:r>
+              <w:rPr>
+                <w:rStyle w:val="token"/>
+                <w:lang w:val="en-US"/>
               </w:rPr>
               <w:t>if</w:t>
             </w:r>
-            <w:proofErr w:type="spellEnd"/>
-            <w:r>
+            <w:r>
+              <w:rPr>
+                <w:lang w:val="en-US"/>
+              </w:rPr>
               <w:t xml:space="preserve"> </w:t>
             </w:r>
             <w:r>
               <w:rPr>
                 <w:rStyle w:val="token"/>
+                <w:lang w:val="en-US"/>
               </w:rPr>
               <w:t>(</w:t>
             </w:r>
             <w:r>
+              <w:rPr>
+                <w:lang w:val="en-US"/>
+              </w:rPr>
               <w:t>validation</w:t>
             </w:r>
             <w:r>
               <w:rPr>
                 <w:rStyle w:val="token"/>
+                <w:lang w:val="en-US"/>
               </w:rPr>
               <w:t>.</w:t>
             </w:r>
             <w:r>
+              <w:rPr>
+                <w:lang w:val="en-US"/>
+              </w:rPr>
               <w:t xml:space="preserve">num2 </w:t>
             </w:r>
             <w:r>
               <w:rPr>
                 <w:rStyle w:val="token"/>
+                <w:lang w:val="en-US"/>
               </w:rPr>
               <w:t>===</w:t>
             </w:r>
             <w:r>
+              <w:rPr>
+                <w:lang w:val="en-US"/>
+              </w:rPr>
               <w:t xml:space="preserve"> </w:t>
             </w:r>
             <w:r>
               <w:rPr>
                 <w:rStyle w:val="token"/>
+                <w:lang w:val="en-US"/>
               </w:rPr>
               <w:t>0)</w:t>
             </w:r>
             <w:r>
+              <w:rPr>
+                <w:lang w:val="en-US"/>
+              </w:rPr>
               <w:t xml:space="preserve"> </w:t>
             </w:r>
             <w:r>
               <w:rPr>
                 <w:rStyle w:val="token"/>
+                <w:lang w:val="en-US"/>
               </w:rPr>
               <w:t>{</w:t>
             </w:r>
@@ -21277,6 +21335,9 @@
               <w:pStyle w:val="HTML0"/>
             </w:pPr>
             <w:r>
+              <w:rPr>
+                <w:lang w:val="en-US"/>
+              </w:rPr>
               <w:t xml:space="preserve">        </w:t>
             </w:r>
             <w:proofErr w:type="spellStart"/>
@@ -21504,17 +21565,20 @@
             </w:r>
           </w:p>
           <w:p>
-            <w:r>
-              <w:pict>
-                <v:rect id="_x0000_i1120" style="width:0;height:1.5pt" o:hralign="center" o:hrstd="t" o:hr="t" fillcolor="#a0a0a0" stroked="f"/>
-              </w:pict>
-            </w:r>
-          </w:p>
-          <w:p>
             <w:pPr>
               <w:pStyle w:val="4"/>
-            </w:pPr>
-            <w:r>
+              <w:rPr>
+                <w:i/>
+                <w:sz w:val="26"/>
+                <w:szCs w:val="26"/>
+              </w:rPr>
+            </w:pPr>
+            <w:r>
+              <w:rPr>
+                <w:i/>
+                <w:sz w:val="26"/>
+                <w:szCs w:val="26"/>
+              </w:rPr>
               <w:t>3.4. Обработчики событий</w:t>
             </w:r>
           </w:p>
@@ -21567,15 +21631,22 @@
           <w:p>
             <w:pPr>
               <w:pStyle w:val="HTML0"/>
+              <w:rPr>
+                <w:lang w:val="en-US"/>
+              </w:rPr>
             </w:pPr>
             <w:proofErr w:type="spellStart"/>
             <w:proofErr w:type="gramStart"/>
             <w:r>
+              <w:rPr>
+                <w:lang w:val="en-US"/>
+              </w:rPr>
               <w:t>document</w:t>
             </w:r>
             <w:r>
               <w:rPr>
                 <w:rStyle w:val="token"/>
+                <w:lang w:val="en-US"/>
               </w:rPr>
               <w:t>.getElementById</w:t>
             </w:r>
@@ -21584,6 +21655,7 @@
             <w:r>
               <w:rPr>
                 <w:rStyle w:val="token"/>
+                <w:lang w:val="en-US"/>
               </w:rPr>
               <w:t>('</w:t>
             </w:r>
@@ -21591,6 +21663,7 @@
             <w:r>
               <w:rPr>
                 <w:rStyle w:val="token"/>
+                <w:lang w:val="en-US"/>
               </w:rPr>
               <w:t>sumBtn</w:t>
             </w:r>
@@ -21598,6 +21671,7 @@
             <w:r>
               <w:rPr>
                 <w:rStyle w:val="token"/>
+                <w:lang w:val="en-US"/>
               </w:rPr>
               <w:t>').</w:t>
             </w:r>
@@ -21605,6 +21679,7 @@
             <w:r>
               <w:rPr>
                 <w:rStyle w:val="token"/>
+                <w:lang w:val="en-US"/>
               </w:rPr>
               <w:t>addEventListener</w:t>
             </w:r>
@@ -21612,34 +21687,28 @@
             <w:r>
               <w:rPr>
                 <w:rStyle w:val="token"/>
-              </w:rPr>
-              <w:t>('</w:t>
+                <w:lang w:val="en-US"/>
+              </w:rPr>
+              <w:t>('click',</w:t>
+            </w:r>
+            <w:r>
+              <w:rPr>
+                <w:lang w:val="en-US"/>
+              </w:rPr>
+              <w:t xml:space="preserve"> </w:t>
             </w:r>
             <w:proofErr w:type="spellStart"/>
             <w:r>
               <w:rPr>
-                <w:rStyle w:val="token"/>
-              </w:rPr>
-              <w:t>click</w:t>
+                <w:lang w:val="en-US"/>
+              </w:rPr>
+              <w:t>getSum</w:t>
             </w:r>
             <w:proofErr w:type="spellEnd"/>
             <w:r>
               <w:rPr>
                 <w:rStyle w:val="token"/>
-              </w:rPr>
-              <w:t>',</w:t>
-            </w:r>
-            <w:r>
-              <w:t xml:space="preserve"> </w:t>
-            </w:r>
-            <w:proofErr w:type="spellStart"/>
-            <w:r>
-              <w:t>getSum</w:t>
-            </w:r>
-            <w:proofErr w:type="spellEnd"/>
-            <w:r>
-              <w:rPr>
-                <w:rStyle w:val="token"/>
+                <w:lang w:val="en-US"/>
               </w:rPr>
               <w:t>);</w:t>
             </w:r>
@@ -22286,25 +22355,28 @@
               <w:rPr>
                 <w:rStyle w:val="af3"/>
               </w:rPr>
+              <w:t>Результат:</w:t>
+            </w:r>
+            <w:r>
+              <w:t xml:space="preserve"> Полная интерактивность с удобными дополнительными функциями.</w:t>
+            </w:r>
+          </w:p>
+          <w:p>
+            <w:pPr>
+              <w:pStyle w:val="4"/>
+              <w:rPr>
+                <w:i/>
+                <w:sz w:val="26"/>
+                <w:szCs w:val="26"/>
+              </w:rPr>
+            </w:pPr>
+            <w:r>
+              <w:rPr>
+                <w:i/>
+                <w:sz w:val="26"/>
+                <w:szCs w:val="26"/>
+              </w:rPr>
               <w:lastRenderedPageBreak/>
-              <w:t>Результат:</w:t>
-            </w:r>
-            <w:r>
-              <w:t xml:space="preserve"> Полная интерактивность с удобными дополнительными функциями.</w:t>
-            </w:r>
-          </w:p>
-          <w:p>
-            <w:r>
-              <w:pict>
-                <v:rect id="_x0000_i1121" style="width:0;height:1.5pt" o:hralign="center" o:hrstd="t" o:hr="t" fillcolor="#a0a0a0" stroked="f"/>
-              </w:pict>
-            </w:r>
-          </w:p>
-          <w:p>
-            <w:pPr>
-              <w:pStyle w:val="4"/>
-            </w:pPr>
-            <w:r>
               <w:t>3.5. Обработка ошибок</w:t>
             </w:r>
           </w:p>
@@ -24097,7 +24169,6 @@
                 </w:tcPr>
                 <w:p>
                   <w:pPr>
-                    <w:jc w:val="center"/>
                     <w:rPr>
                       <w:b/>
                       <w:bCs/>
@@ -24120,7 +24191,6 @@
                 </w:tcPr>
                 <w:p>
                   <w:pPr>
-                    <w:jc w:val="center"/>
                     <w:rPr>
                       <w:b/>
                       <w:bCs/>
@@ -24143,7 +24213,6 @@
                 </w:tcPr>
                 <w:p>
                   <w:pPr>
-                    <w:jc w:val="center"/>
                     <w:rPr>
                       <w:b/>
                       <w:bCs/>
@@ -24499,7 +24568,6 @@
               <w:rPr>
                 <w:rStyle w:val="af3"/>
               </w:rPr>
-              <w:lastRenderedPageBreak/>
               <w:t>Результат:</w:t>
             </w:r>
             <w:r>
@@ -24511,13 +24579,13 @@
             </w:r>
             <w:proofErr w:type="spellEnd"/>
             <w:r>
-              <w:t xml:space="preserve"> с понятными сообщениями об ошибках.</w:t>
+              <w:t xml:space="preserve"> с сообщениями об ошибках.</w:t>
             </w:r>
           </w:p>
           <w:p>
             <w:r>
               <w:pict>
-                <v:rect id="_x0000_i1122" style="width:0;height:1.5pt" o:hralign="center" o:hrstd="t" o:hr="t" fillcolor="#a0a0a0" stroked="f"/>
+                <v:rect id="_x0000_i1177" style="width:0;height:1.5pt" o:hralign="center" o:hrstd="t" o:hr="t" fillcolor="#a0a0a0" stroked="f"/>
               </w:pict>
             </w:r>
           </w:p>
@@ -24536,6 +24604,7 @@
                 <w:sz w:val="28"/>
                 <w:szCs w:val="28"/>
               </w:rPr>
+              <w:lastRenderedPageBreak/>
               <w:t>4. Расширенная функциональность</w:t>
             </w:r>
           </w:p>
@@ -24550,8 +24619,18 @@
           <w:p>
             <w:pPr>
               <w:pStyle w:val="4"/>
-            </w:pPr>
-            <w:r>
+              <w:rPr>
+                <w:i/>
+                <w:sz w:val="26"/>
+                <w:szCs w:val="26"/>
+              </w:rPr>
+            </w:pPr>
+            <w:r>
+              <w:rPr>
+                <w:i/>
+                <w:sz w:val="26"/>
+                <w:szCs w:val="26"/>
+              </w:rPr>
               <w:t>4.1. Поддержка десятичных разделителей</w:t>
             </w:r>
           </w:p>
@@ -24660,8 +24739,18 @@
           <w:p>
             <w:pPr>
               <w:pStyle w:val="4"/>
-            </w:pPr>
-            <w:r>
+              <w:rPr>
+                <w:i/>
+                <w:sz w:val="26"/>
+                <w:szCs w:val="26"/>
+              </w:rPr>
+            </w:pPr>
+            <w:r>
+              <w:rPr>
+                <w:i/>
+                <w:sz w:val="26"/>
+                <w:szCs w:val="26"/>
+              </w:rPr>
               <w:t>4.2. Визуальная обратная связь</w:t>
             </w:r>
           </w:p>
@@ -24754,8 +24843,18 @@
           <w:p>
             <w:pPr>
               <w:pStyle w:val="4"/>
-            </w:pPr>
-            <w:r>
+              <w:rPr>
+                <w:i/>
+                <w:sz w:val="26"/>
+                <w:szCs w:val="26"/>
+              </w:rPr>
+            </w:pPr>
+            <w:r>
+              <w:rPr>
+                <w:i/>
+                <w:sz w:val="26"/>
+                <w:szCs w:val="26"/>
+              </w:rPr>
               <w:t>4.3. Удобство использования</w:t>
             </w:r>
           </w:p>
@@ -24809,13 +24908,6 @@
             </w:r>
           </w:p>
           <w:p>
-            <w:r>
-              <w:pict>
-                <v:rect id="_x0000_i1123" style="width:0;height:1.5pt" o:hralign="center" o:hrstd="t" o:hr="t" fillcolor="#a0a0a0" stroked="f"/>
-              </w:pict>
-            </w:r>
-          </w:p>
-          <w:p>
             <w:pPr>
               <w:pStyle w:val="3"/>
               <w:rPr>
@@ -24838,6 +24930,11 @@
               <w:pStyle w:val="4"/>
             </w:pPr>
             <w:r>
+              <w:rPr>
+                <w:i/>
+                <w:sz w:val="26"/>
+                <w:szCs w:val="26"/>
+              </w:rPr>
               <w:t>5.1. Тестовые сценарии</w:t>
             </w:r>
           </w:p>
@@ -24854,27 +24951,39 @@
               <w:tblLook w:val="04A0" w:firstRow="1" w:lastRow="0" w:firstColumn="1" w:lastColumn="0" w:noHBand="0" w:noVBand="1"/>
             </w:tblPr>
             <w:tblGrid>
-              <w:gridCol w:w="1800"/>
-              <w:gridCol w:w="685"/>
-              <w:gridCol w:w="570"/>
+              <w:gridCol w:w="1739"/>
+              <w:gridCol w:w="785"/>
+              <w:gridCol w:w="725"/>
               <w:gridCol w:w="1434"/>
-              <w:gridCol w:w="1909"/>
+              <w:gridCol w:w="1715"/>
               <w:gridCol w:w="1324"/>
             </w:tblGrid>
             <w:tr>
               <w:trPr>
-                <w:tblHeader/>
                 <w:tblCellSpacing w:w="15" w:type="dxa"/>
               </w:trPr>
               <w:tc>
                 <w:tcPr>
                   <w:tcW w:w="0" w:type="auto"/>
                   <w:vAlign w:val="center"/>
-                  <w:hideMark/>
+                </w:tcPr>
+                <w:p>
+                  <w:r>
+                    <w:rPr>
+                      <w:b/>
+                      <w:bCs/>
+                    </w:rPr>
+                    <w:t>Сценарий</w:t>
+                  </w:r>
+                </w:p>
+              </w:tc>
+              <w:tc>
+                <w:tcPr>
+                  <w:tcW w:w="755" w:type="dxa"/>
+                  <w:vAlign w:val="center"/>
                 </w:tcPr>
                 <w:p>
                   <w:pPr>
-                    <w:jc w:val="center"/>
                     <w:rPr>
                       <w:b/>
                       <w:bCs/>
@@ -24885,7 +24994,49 @@
                       <w:b/>
                       <w:bCs/>
                     </w:rPr>
-                    <w:t>Сценарий</w:t>
+                    <w:t>Ввод 1</w:t>
+                  </w:r>
+                </w:p>
+              </w:tc>
+              <w:tc>
+                <w:tcPr>
+                  <w:tcW w:w="695" w:type="dxa"/>
+                  <w:vAlign w:val="center"/>
+                </w:tcPr>
+                <w:p>
+                  <w:pPr>
+                    <w:rPr>
+                      <w:b/>
+                      <w:bCs/>
+                    </w:rPr>
+                  </w:pPr>
+                  <w:r>
+                    <w:rPr>
+                      <w:b/>
+                      <w:bCs/>
+                    </w:rPr>
+                    <w:t>Ввод 2</w:t>
+                  </w:r>
+                </w:p>
+              </w:tc>
+              <w:tc>
+                <w:tcPr>
+                  <w:tcW w:w="1404" w:type="dxa"/>
+                  <w:vAlign w:val="center"/>
+                </w:tcPr>
+                <w:p>
+                  <w:pPr>
+                    <w:rPr>
+                      <w:b/>
+                      <w:bCs/>
+                    </w:rPr>
+                  </w:pPr>
+                  <w:r>
+                    <w:rPr>
+                      <w:b/>
+                      <w:bCs/>
+                    </w:rPr>
+                    <w:t>Действие</w:t>
                   </w:r>
                 </w:p>
               </w:tc>
@@ -24893,11 +25044,9 @@
                 <w:tcPr>
                   <w:tcW w:w="0" w:type="auto"/>
                   <w:vAlign w:val="center"/>
-                  <w:hideMark/>
                 </w:tcPr>
                 <w:p>
                   <w:pPr>
-                    <w:jc w:val="center"/>
                     <w:rPr>
                       <w:b/>
                       <w:bCs/>
@@ -24908,7 +25057,7 @@
                       <w:b/>
                       <w:bCs/>
                     </w:rPr>
-                    <w:t>Ввод 1</w:t>
+                    <w:t>Ожидаемый результат</w:t>
                   </w:r>
                 </w:p>
               </w:tc>
@@ -24916,80 +25065,9 @@
                 <w:tcPr>
                   <w:tcW w:w="0" w:type="auto"/>
                   <w:vAlign w:val="center"/>
-                  <w:hideMark/>
                 </w:tcPr>
                 <w:p>
                   <w:pPr>
-                    <w:jc w:val="center"/>
-                    <w:rPr>
-                      <w:b/>
-                      <w:bCs/>
-                    </w:rPr>
-                  </w:pPr>
-                  <w:r>
-                    <w:rPr>
-                      <w:b/>
-                      <w:bCs/>
-                    </w:rPr>
-                    <w:t>Ввод 2</w:t>
-                  </w:r>
-                </w:p>
-              </w:tc>
-              <w:tc>
-                <w:tcPr>
-                  <w:tcW w:w="0" w:type="auto"/>
-                  <w:vAlign w:val="center"/>
-                  <w:hideMark/>
-                </w:tcPr>
-                <w:p>
-                  <w:pPr>
-                    <w:jc w:val="center"/>
-                    <w:rPr>
-                      <w:b/>
-                      <w:bCs/>
-                    </w:rPr>
-                  </w:pPr>
-                  <w:r>
-                    <w:rPr>
-                      <w:b/>
-                      <w:bCs/>
-                    </w:rPr>
-                    <w:t>Действие</w:t>
-                  </w:r>
-                </w:p>
-              </w:tc>
-              <w:tc>
-                <w:tcPr>
-                  <w:tcW w:w="0" w:type="auto"/>
-                  <w:vAlign w:val="center"/>
-                  <w:hideMark/>
-                </w:tcPr>
-                <w:p>
-                  <w:pPr>
-                    <w:jc w:val="center"/>
-                    <w:rPr>
-                      <w:b/>
-                      <w:bCs/>
-                    </w:rPr>
-                  </w:pPr>
-                  <w:r>
-                    <w:rPr>
-                      <w:b/>
-                      <w:bCs/>
-                    </w:rPr>
-                    <w:t>Ожидаемый результат</w:t>
-                  </w:r>
-                </w:p>
-              </w:tc>
-              <w:tc>
-                <w:tcPr>
-                  <w:tcW w:w="0" w:type="auto"/>
-                  <w:vAlign w:val="center"/>
-                  <w:hideMark/>
-                </w:tcPr>
-                <w:p>
-                  <w:pPr>
-                    <w:jc w:val="center"/>
                     <w:rPr>
                       <w:b/>
                       <w:bCs/>
@@ -25023,13 +25101,37 @@
               </w:tc>
               <w:tc>
                 <w:tcPr>
-                  <w:tcW w:w="0" w:type="auto"/>
+                  <w:tcW w:w="755" w:type="dxa"/>
                   <w:vAlign w:val="center"/>
                   <w:hideMark/>
                 </w:tcPr>
                 <w:p>
                   <w:r>
                     <w:t>5</w:t>
+                  </w:r>
+                </w:p>
+              </w:tc>
+              <w:tc>
+                <w:tcPr>
+                  <w:tcW w:w="695" w:type="dxa"/>
+                  <w:vAlign w:val="center"/>
+                  <w:hideMark/>
+                </w:tcPr>
+                <w:p>
+                  <w:r>
+                    <w:t>3</w:t>
+                  </w:r>
+                </w:p>
+              </w:tc>
+              <w:tc>
+                <w:tcPr>
+                  <w:tcW w:w="1404" w:type="dxa"/>
+                  <w:vAlign w:val="center"/>
+                  <w:hideMark/>
+                </w:tcPr>
+                <w:p>
+                  <w:r>
+                    <w:t>Сумма</w:t>
                   </w:r>
                 </w:p>
               </w:tc>
@@ -25041,7 +25143,7 @@
                 </w:tcPr>
                 <w:p>
                   <w:r>
-                    <w:t>3</w:t>
+                    <w:t>8</w:t>
                   </w:r>
                 </w:p>
               </w:tc>
@@ -25053,29 +25155,9 @@
                 </w:tcPr>
                 <w:p>
                   <w:r>
-                    <w:t>Сумма</w:t>
+                    <w:t>тот же</w:t>
                   </w:r>
                 </w:p>
-              </w:tc>
-              <w:tc>
-                <w:tcPr>
-                  <w:tcW w:w="0" w:type="auto"/>
-                  <w:vAlign w:val="center"/>
-                  <w:hideMark/>
-                </w:tcPr>
-                <w:p>
-                  <w:r>
-                    <w:t>8</w:t>
-                  </w:r>
-                </w:p>
-              </w:tc>
-              <w:tc>
-                <w:tcPr>
-                  <w:tcW w:w="0" w:type="auto"/>
-                  <w:vAlign w:val="center"/>
-                  <w:hideMark/>
-                </w:tcPr>
-                <w:p/>
               </w:tc>
             </w:tr>
             <w:tr>
@@ -25096,13 +25178,37 @@
               </w:tc>
               <w:tc>
                 <w:tcPr>
-                  <w:tcW w:w="0" w:type="auto"/>
+                  <w:tcW w:w="755" w:type="dxa"/>
                   <w:vAlign w:val="center"/>
                   <w:hideMark/>
                 </w:tcPr>
                 <w:p>
                   <w:r>
                     <w:t>10</w:t>
+                  </w:r>
+                </w:p>
+              </w:tc>
+              <w:tc>
+                <w:tcPr>
+                  <w:tcW w:w="695" w:type="dxa"/>
+                  <w:vAlign w:val="center"/>
+                  <w:hideMark/>
+                </w:tcPr>
+                <w:p>
+                  <w:r>
+                    <w:t>4</w:t>
+                  </w:r>
+                </w:p>
+              </w:tc>
+              <w:tc>
+                <w:tcPr>
+                  <w:tcW w:w="1404" w:type="dxa"/>
+                  <w:vAlign w:val="center"/>
+                  <w:hideMark/>
+                </w:tcPr>
+                <w:p>
+                  <w:r>
+                    <w:t>Разность</w:t>
                   </w:r>
                 </w:p>
               </w:tc>
@@ -25114,7 +25220,7 @@
                 </w:tcPr>
                 <w:p>
                   <w:r>
-                    <w:t>4</w:t>
+                    <w:t>6</w:t>
                   </w:r>
                 </w:p>
               </w:tc>
@@ -25126,29 +25232,9 @@
                 </w:tcPr>
                 <w:p>
                   <w:r>
-                    <w:t>Разность</w:t>
+                    <w:t>тот же</w:t>
                   </w:r>
                 </w:p>
-              </w:tc>
-              <w:tc>
-                <w:tcPr>
-                  <w:tcW w:w="0" w:type="auto"/>
-                  <w:vAlign w:val="center"/>
-                  <w:hideMark/>
-                </w:tcPr>
-                <w:p>
-                  <w:r>
-                    <w:t>6</w:t>
-                  </w:r>
-                </w:p>
-              </w:tc>
-              <w:tc>
-                <w:tcPr>
-                  <w:tcW w:w="0" w:type="auto"/>
-                  <w:vAlign w:val="center"/>
-                  <w:hideMark/>
-                </w:tcPr>
-                <w:p/>
               </w:tc>
             </w:tr>
             <w:tr>
@@ -25169,13 +25255,37 @@
               </w:tc>
               <w:tc>
                 <w:tcPr>
-                  <w:tcW w:w="0" w:type="auto"/>
+                  <w:tcW w:w="755" w:type="dxa"/>
                   <w:vAlign w:val="center"/>
                   <w:hideMark/>
                 </w:tcPr>
                 <w:p>
                   <w:r>
                     <w:t>7</w:t>
+                  </w:r>
+                </w:p>
+              </w:tc>
+              <w:tc>
+                <w:tcPr>
+                  <w:tcW w:w="695" w:type="dxa"/>
+                  <w:vAlign w:val="center"/>
+                  <w:hideMark/>
+                </w:tcPr>
+                <w:p>
+                  <w:r>
+                    <w:t>8</w:t>
+                  </w:r>
+                </w:p>
+              </w:tc>
+              <w:tc>
+                <w:tcPr>
+                  <w:tcW w:w="1404" w:type="dxa"/>
+                  <w:vAlign w:val="center"/>
+                  <w:hideMark/>
+                </w:tcPr>
+                <w:p>
+                  <w:r>
+                    <w:t>Произведение</w:t>
                   </w:r>
                 </w:p>
               </w:tc>
@@ -25187,7 +25297,7 @@
                 </w:tcPr>
                 <w:p>
                   <w:r>
-                    <w:t>8</w:t>
+                    <w:t>56</w:t>
                   </w:r>
                 </w:p>
               </w:tc>
@@ -25199,29 +25309,9 @@
                 </w:tcPr>
                 <w:p>
                   <w:r>
-                    <w:t>Произведение</w:t>
+                    <w:t>тот же</w:t>
                   </w:r>
                 </w:p>
-              </w:tc>
-              <w:tc>
-                <w:tcPr>
-                  <w:tcW w:w="0" w:type="auto"/>
-                  <w:vAlign w:val="center"/>
-                  <w:hideMark/>
-                </w:tcPr>
-                <w:p>
-                  <w:r>
-                    <w:t>56</w:t>
-                  </w:r>
-                </w:p>
-              </w:tc>
-              <w:tc>
-                <w:tcPr>
-                  <w:tcW w:w="0" w:type="auto"/>
-                  <w:vAlign w:val="center"/>
-                  <w:hideMark/>
-                </w:tcPr>
-                <w:p/>
               </w:tc>
             </w:tr>
             <w:tr>
@@ -25242,13 +25332,37 @@
               </w:tc>
               <w:tc>
                 <w:tcPr>
-                  <w:tcW w:w="0" w:type="auto"/>
+                  <w:tcW w:w="755" w:type="dxa"/>
                   <w:vAlign w:val="center"/>
                   <w:hideMark/>
                 </w:tcPr>
                 <w:p>
                   <w:r>
                     <w:t>15</w:t>
+                  </w:r>
+                </w:p>
+              </w:tc>
+              <w:tc>
+                <w:tcPr>
+                  <w:tcW w:w="695" w:type="dxa"/>
+                  <w:vAlign w:val="center"/>
+                  <w:hideMark/>
+                </w:tcPr>
+                <w:p>
+                  <w:r>
+                    <w:t>3</w:t>
+                  </w:r>
+                </w:p>
+              </w:tc>
+              <w:tc>
+                <w:tcPr>
+                  <w:tcW w:w="1404" w:type="dxa"/>
+                  <w:vAlign w:val="center"/>
+                  <w:hideMark/>
+                </w:tcPr>
+                <w:p>
+                  <w:r>
+                    <w:t>Деление</w:t>
                   </w:r>
                 </w:p>
               </w:tc>
@@ -25260,7 +25374,7 @@
                 </w:tcPr>
                 <w:p>
                   <w:r>
-                    <w:t>3</w:t>
+                    <w:t>5</w:t>
                   </w:r>
                 </w:p>
               </w:tc>
@@ -25272,29 +25386,9 @@
                 </w:tcPr>
                 <w:p>
                   <w:r>
-                    <w:t>Деление</w:t>
+                    <w:t>тот же</w:t>
                   </w:r>
                 </w:p>
-              </w:tc>
-              <w:tc>
-                <w:tcPr>
-                  <w:tcW w:w="0" w:type="auto"/>
-                  <w:vAlign w:val="center"/>
-                  <w:hideMark/>
-                </w:tcPr>
-                <w:p>
-                  <w:r>
-                    <w:t>5</w:t>
-                  </w:r>
-                </w:p>
-              </w:tc>
-              <w:tc>
-                <w:tcPr>
-                  <w:tcW w:w="0" w:type="auto"/>
-                  <w:vAlign w:val="center"/>
-                  <w:hideMark/>
-                </w:tcPr>
-                <w:p/>
               </w:tc>
             </w:tr>
             <w:tr>
@@ -25315,13 +25409,37 @@
               </w:tc>
               <w:tc>
                 <w:tcPr>
-                  <w:tcW w:w="0" w:type="auto"/>
+                  <w:tcW w:w="755" w:type="dxa"/>
                   <w:vAlign w:val="center"/>
                   <w:hideMark/>
                 </w:tcPr>
                 <w:p>
                   <w:r>
                     <w:t>10</w:t>
+                  </w:r>
+                </w:p>
+              </w:tc>
+              <w:tc>
+                <w:tcPr>
+                  <w:tcW w:w="695" w:type="dxa"/>
+                  <w:vAlign w:val="center"/>
+                  <w:hideMark/>
+                </w:tcPr>
+                <w:p>
+                  <w:r>
+                    <w:t>0</w:t>
+                  </w:r>
+                </w:p>
+              </w:tc>
+              <w:tc>
+                <w:tcPr>
+                  <w:tcW w:w="1404" w:type="dxa"/>
+                  <w:vAlign w:val="center"/>
+                  <w:hideMark/>
+                </w:tcPr>
+                <w:p>
+                  <w:r>
+                    <w:t>Деление</w:t>
                   </w:r>
                 </w:p>
               </w:tc>
@@ -25333,7 +25451,7 @@
                 </w:tcPr>
                 <w:p>
                   <w:r>
-                    <w:t>0</w:t>
+                    <w:t>Ошибка: "Деление на ноль невозможно!"</w:t>
                   </w:r>
                 </w:p>
               </w:tc>
@@ -25345,29 +25463,9 @@
                 </w:tcPr>
                 <w:p>
                   <w:r>
-                    <w:t>Деление</w:t>
+                    <w:t>тот же</w:t>
                   </w:r>
                 </w:p>
-              </w:tc>
-              <w:tc>
-                <w:tcPr>
-                  <w:tcW w:w="0" w:type="auto"/>
-                  <w:vAlign w:val="center"/>
-                  <w:hideMark/>
-                </w:tcPr>
-                <w:p>
-                  <w:r>
-                    <w:t>Ошибка: "Деление на ноль невозможно!"</w:t>
-                  </w:r>
-                </w:p>
-              </w:tc>
-              <w:tc>
-                <w:tcPr>
-                  <w:tcW w:w="0" w:type="auto"/>
-                  <w:vAlign w:val="center"/>
-                  <w:hideMark/>
-                </w:tcPr>
-                <w:p/>
               </w:tc>
             </w:tr>
             <w:tr>
@@ -25388,13 +25486,37 @@
               </w:tc>
               <w:tc>
                 <w:tcPr>
-                  <w:tcW w:w="0" w:type="auto"/>
+                  <w:tcW w:w="755" w:type="dxa"/>
                   <w:vAlign w:val="center"/>
                   <w:hideMark/>
                 </w:tcPr>
                 <w:p>
                   <w:r>
                     <w:t>""</w:t>
+                  </w:r>
+                </w:p>
+              </w:tc>
+              <w:tc>
+                <w:tcPr>
+                  <w:tcW w:w="695" w:type="dxa"/>
+                  <w:vAlign w:val="center"/>
+                  <w:hideMark/>
+                </w:tcPr>
+                <w:p>
+                  <w:r>
+                    <w:t>5</w:t>
+                  </w:r>
+                </w:p>
+              </w:tc>
+              <w:tc>
+                <w:tcPr>
+                  <w:tcW w:w="1404" w:type="dxa"/>
+                  <w:vAlign w:val="center"/>
+                  <w:hideMark/>
+                </w:tcPr>
+                <w:p>
+                  <w:r>
+                    <w:t>Сумма</w:t>
                   </w:r>
                 </w:p>
               </w:tc>
@@ -25406,7 +25528,7 @@
                 </w:tcPr>
                 <w:p>
                   <w:r>
-                    <w:t>5</w:t>
+                    <w:t>Ошибка: "введите первое число!"</w:t>
                   </w:r>
                 </w:p>
               </w:tc>
@@ -25418,29 +25540,9 @@
                 </w:tcPr>
                 <w:p>
                   <w:r>
-                    <w:t>Сумма</w:t>
+                    <w:t>тот же</w:t>
                   </w:r>
                 </w:p>
-              </w:tc>
-              <w:tc>
-                <w:tcPr>
-                  <w:tcW w:w="0" w:type="auto"/>
-                  <w:vAlign w:val="center"/>
-                  <w:hideMark/>
-                </w:tcPr>
-                <w:p>
-                  <w:r>
-                    <w:t>Ошибка: "введите первое число!"</w:t>
-                  </w:r>
-                </w:p>
-              </w:tc>
-              <w:tc>
-                <w:tcPr>
-                  <w:tcW w:w="0" w:type="auto"/>
-                  <w:vAlign w:val="center"/>
-                  <w:hideMark/>
-                </w:tcPr>
-                <w:p/>
               </w:tc>
             </w:tr>
             <w:tr>
@@ -25455,8 +25557,51 @@
                 </w:tcPr>
                 <w:p>
                   <w:r>
-                    <w:lastRenderedPageBreak/>
                     <w:t>Не число</w:t>
+                  </w:r>
+                </w:p>
+              </w:tc>
+              <w:tc>
+                <w:tcPr>
+                  <w:tcW w:w="755" w:type="dxa"/>
+                  <w:vAlign w:val="center"/>
+                  <w:hideMark/>
+                </w:tcPr>
+                <w:p>
+                  <w:r>
+                    <w:t>"</w:t>
+                  </w:r>
+                  <w:proofErr w:type="spellStart"/>
+                  <w:r>
+                    <w:t>abc</w:t>
+                  </w:r>
+                  <w:proofErr w:type="spellEnd"/>
+                  <w:r>
+                    <w:t>"</w:t>
+                  </w:r>
+                </w:p>
+              </w:tc>
+              <w:tc>
+                <w:tcPr>
+                  <w:tcW w:w="695" w:type="dxa"/>
+                  <w:vAlign w:val="center"/>
+                  <w:hideMark/>
+                </w:tcPr>
+                <w:p>
+                  <w:r>
+                    <w:t>5</w:t>
+                  </w:r>
+                </w:p>
+              </w:tc>
+              <w:tc>
+                <w:tcPr>
+                  <w:tcW w:w="1404" w:type="dxa"/>
+                  <w:vAlign w:val="center"/>
+                  <w:hideMark/>
+                </w:tcPr>
+                <w:p>
+                  <w:r>
+                    <w:t>Сумма</w:t>
                   </w:r>
                 </w:p>
               </w:tc>
@@ -25468,15 +25613,7 @@
                 </w:tcPr>
                 <w:p>
                   <w:r>
-                    <w:t>"</w:t>
-                  </w:r>
-                  <w:proofErr w:type="spellStart"/>
-                  <w:r>
-                    <w:t>abc</w:t>
-                  </w:r>
-                  <w:proofErr w:type="spellEnd"/>
-                  <w:r>
-                    <w:t>"</w:t>
+                    <w:t>Ошибка: "не является числом!"</w:t>
                   </w:r>
                 </w:p>
               </w:tc>
@@ -25488,41 +25625,9 @@
                 </w:tcPr>
                 <w:p>
                   <w:r>
-                    <w:t>5</w:t>
+                    <w:t>тот же</w:t>
                   </w:r>
                 </w:p>
-              </w:tc>
-              <w:tc>
-                <w:tcPr>
-                  <w:tcW w:w="0" w:type="auto"/>
-                  <w:vAlign w:val="center"/>
-                  <w:hideMark/>
-                </w:tcPr>
-                <w:p>
-                  <w:r>
-                    <w:t>Сумма</w:t>
-                  </w:r>
-                </w:p>
-              </w:tc>
-              <w:tc>
-                <w:tcPr>
-                  <w:tcW w:w="0" w:type="auto"/>
-                  <w:vAlign w:val="center"/>
-                  <w:hideMark/>
-                </w:tcPr>
-                <w:p>
-                  <w:r>
-                    <w:t>Ошибка: "не является числом!"</w:t>
-                  </w:r>
-                </w:p>
-              </w:tc>
-              <w:tc>
-                <w:tcPr>
-                  <w:tcW w:w="0" w:type="auto"/>
-                  <w:vAlign w:val="center"/>
-                  <w:hideMark/>
-                </w:tcPr>
-                <w:p/>
               </w:tc>
             </w:tr>
             <w:tr>
@@ -25543,13 +25648,37 @@
               </w:tc>
               <w:tc>
                 <w:tcPr>
-                  <w:tcW w:w="0" w:type="auto"/>
+                  <w:tcW w:w="755" w:type="dxa"/>
                   <w:vAlign w:val="center"/>
                   <w:hideMark/>
                 </w:tcPr>
                 <w:p>
                   <w:r>
                     <w:t>"3,14"</w:t>
+                  </w:r>
+                </w:p>
+              </w:tc>
+              <w:tc>
+                <w:tcPr>
+                  <w:tcW w:w="695" w:type="dxa"/>
+                  <w:vAlign w:val="center"/>
+                  <w:hideMark/>
+                </w:tcPr>
+                <w:p>
+                  <w:r>
+                    <w:t>2</w:t>
+                  </w:r>
+                </w:p>
+              </w:tc>
+              <w:tc>
+                <w:tcPr>
+                  <w:tcW w:w="1404" w:type="dxa"/>
+                  <w:vAlign w:val="center"/>
+                  <w:hideMark/>
+                </w:tcPr>
+                <w:p>
+                  <w:r>
+                    <w:t>Сумма</w:t>
                   </w:r>
                 </w:p>
               </w:tc>
@@ -25561,7 +25690,7 @@
                 </w:tcPr>
                 <w:p>
                   <w:r>
-                    <w:t>2</w:t>
+                    <w:t>5.14</w:t>
                   </w:r>
                 </w:p>
               </w:tc>
@@ -25573,29 +25702,9 @@
                 </w:tcPr>
                 <w:p>
                   <w:r>
-                    <w:t>Сумма</w:t>
+                    <w:t>тот же</w:t>
                   </w:r>
                 </w:p>
-              </w:tc>
-              <w:tc>
-                <w:tcPr>
-                  <w:tcW w:w="0" w:type="auto"/>
-                  <w:vAlign w:val="center"/>
-                  <w:hideMark/>
-                </w:tcPr>
-                <w:p>
-                  <w:r>
-                    <w:t>5.14</w:t>
-                  </w:r>
-                </w:p>
-              </w:tc>
-              <w:tc>
-                <w:tcPr>
-                  <w:tcW w:w="0" w:type="auto"/>
-                  <w:vAlign w:val="center"/>
-                  <w:hideMark/>
-                </w:tcPr>
-                <w:p/>
               </w:tc>
             </w:tr>
             <w:tr>
@@ -25610,7 +25719,44 @@
                 </w:tcPr>
                 <w:p>
                   <w:r>
+                    <w:lastRenderedPageBreak/>
                     <w:t>Точка с нулем</w:t>
+                  </w:r>
+                </w:p>
+              </w:tc>
+              <w:tc>
+                <w:tcPr>
+                  <w:tcW w:w="755" w:type="dxa"/>
+                  <w:vAlign w:val="center"/>
+                  <w:hideMark/>
+                </w:tcPr>
+                <w:p>
+                  <w:r>
+                    <w:t>"5."</w:t>
+                  </w:r>
+                </w:p>
+              </w:tc>
+              <w:tc>
+                <w:tcPr>
+                  <w:tcW w:w="695" w:type="dxa"/>
+                  <w:vAlign w:val="center"/>
+                  <w:hideMark/>
+                </w:tcPr>
+                <w:p>
+                  <w:r>
+                    <w:t>3</w:t>
+                  </w:r>
+                </w:p>
+              </w:tc>
+              <w:tc>
+                <w:tcPr>
+                  <w:tcW w:w="1404" w:type="dxa"/>
+                  <w:vAlign w:val="center"/>
+                  <w:hideMark/>
+                </w:tcPr>
+                <w:p>
+                  <w:r>
+                    <w:t>Сумма</w:t>
                   </w:r>
                 </w:p>
               </w:tc>
@@ -25622,7 +25768,7 @@
                 </w:tcPr>
                 <w:p>
                   <w:r>
-                    <w:t>"5."</w:t>
+                    <w:t>8</w:t>
                   </w:r>
                 </w:p>
               </w:tc>
@@ -25634,41 +25780,9 @@
                 </w:tcPr>
                 <w:p>
                   <w:r>
-                    <w:t>3</w:t>
+                    <w:t>тот же</w:t>
                   </w:r>
                 </w:p>
-              </w:tc>
-              <w:tc>
-                <w:tcPr>
-                  <w:tcW w:w="0" w:type="auto"/>
-                  <w:vAlign w:val="center"/>
-                  <w:hideMark/>
-                </w:tcPr>
-                <w:p>
-                  <w:r>
-                    <w:t>Сумма</w:t>
-                  </w:r>
-                </w:p>
-              </w:tc>
-              <w:tc>
-                <w:tcPr>
-                  <w:tcW w:w="0" w:type="auto"/>
-                  <w:vAlign w:val="center"/>
-                  <w:hideMark/>
-                </w:tcPr>
-                <w:p>
-                  <w:r>
-                    <w:t>8</w:t>
-                  </w:r>
-                </w:p>
-              </w:tc>
-              <w:tc>
-                <w:tcPr>
-                  <w:tcW w:w="0" w:type="auto"/>
-                  <w:vAlign w:val="center"/>
-                  <w:hideMark/>
-                </w:tcPr>
-                <w:p/>
               </w:tc>
             </w:tr>
             <w:tr>
@@ -25689,13 +25803,37 @@
               </w:tc>
               <w:tc>
                 <w:tcPr>
-                  <w:tcW w:w="0" w:type="auto"/>
+                  <w:tcW w:w="755" w:type="dxa"/>
                   <w:vAlign w:val="center"/>
                   <w:hideMark/>
                 </w:tcPr>
                 <w:p>
                   <w:r>
                     <w:t>"5,"</w:t>
+                  </w:r>
+                </w:p>
+              </w:tc>
+              <w:tc>
+                <w:tcPr>
+                  <w:tcW w:w="695" w:type="dxa"/>
+                  <w:vAlign w:val="center"/>
+                  <w:hideMark/>
+                </w:tcPr>
+                <w:p>
+                  <w:r>
+                    <w:t>3</w:t>
+                  </w:r>
+                </w:p>
+              </w:tc>
+              <w:tc>
+                <w:tcPr>
+                  <w:tcW w:w="1404" w:type="dxa"/>
+                  <w:vAlign w:val="center"/>
+                  <w:hideMark/>
+                </w:tcPr>
+                <w:p>
+                  <w:r>
+                    <w:t>Сумма</w:t>
                   </w:r>
                 </w:p>
               </w:tc>
@@ -25707,7 +25845,7 @@
                 </w:tcPr>
                 <w:p>
                   <w:r>
-                    <w:t>3</w:t>
+                    <w:t>8</w:t>
                   </w:r>
                 </w:p>
               </w:tc>
@@ -25719,29 +25857,9 @@
                 </w:tcPr>
                 <w:p>
                   <w:r>
-                    <w:t>Сумма</w:t>
+                    <w:t>тот же</w:t>
                   </w:r>
                 </w:p>
-              </w:tc>
-              <w:tc>
-                <w:tcPr>
-                  <w:tcW w:w="0" w:type="auto"/>
-                  <w:vAlign w:val="center"/>
-                  <w:hideMark/>
-                </w:tcPr>
-                <w:p>
-                  <w:r>
-                    <w:t>8</w:t>
-                  </w:r>
-                </w:p>
-              </w:tc>
-              <w:tc>
-                <w:tcPr>
-                  <w:tcW w:w="0" w:type="auto"/>
-                  <w:vAlign w:val="center"/>
-                  <w:hideMark/>
-                </w:tcPr>
-                <w:p/>
               </w:tc>
             </w:tr>
             <w:tr>
@@ -25762,13 +25880,37 @@
               </w:tc>
               <w:tc>
                 <w:tcPr>
-                  <w:tcW w:w="0" w:type="auto"/>
+                  <w:tcW w:w="755" w:type="dxa"/>
                   <w:vAlign w:val="center"/>
                   <w:hideMark/>
                 </w:tcPr>
                 <w:p>
                   <w:r>
                     <w:t>"1,2,3"</w:t>
+                  </w:r>
+                </w:p>
+              </w:tc>
+              <w:tc>
+                <w:tcPr>
+                  <w:tcW w:w="695" w:type="dxa"/>
+                  <w:vAlign w:val="center"/>
+                  <w:hideMark/>
+                </w:tcPr>
+                <w:p>
+                  <w:r>
+                    <w:t>1</w:t>
+                  </w:r>
+                </w:p>
+              </w:tc>
+              <w:tc>
+                <w:tcPr>
+                  <w:tcW w:w="1404" w:type="dxa"/>
+                  <w:vAlign w:val="center"/>
+                  <w:hideMark/>
+                </w:tcPr>
+                <w:p>
+                  <w:r>
+                    <w:t>Сумма</w:t>
                   </w:r>
                 </w:p>
               </w:tc>
@@ -25780,7 +25922,7 @@
                 </w:tcPr>
                 <w:p>
                   <w:r>
-                    <w:t>1</w:t>
+                    <w:t>Ошибка: "несколько запятых"</w:t>
                   </w:r>
                 </w:p>
               </w:tc>
@@ -25792,29 +25934,9 @@
                 </w:tcPr>
                 <w:p>
                   <w:r>
-                    <w:t>Сумма</w:t>
+                    <w:t>тот же</w:t>
                   </w:r>
                 </w:p>
-              </w:tc>
-              <w:tc>
-                <w:tcPr>
-                  <w:tcW w:w="0" w:type="auto"/>
-                  <w:vAlign w:val="center"/>
-                  <w:hideMark/>
-                </w:tcPr>
-                <w:p>
-                  <w:r>
-                    <w:t>Ошибка: "несколько запятых"</w:t>
-                  </w:r>
-                </w:p>
-              </w:tc>
-              <w:tc>
-                <w:tcPr>
-                  <w:tcW w:w="0" w:type="auto"/>
-                  <w:vAlign w:val="center"/>
-                  <w:hideMark/>
-                </w:tcPr>
-                <w:p/>
               </w:tc>
             </w:tr>
             <w:tr>
@@ -25835,13 +25957,37 @@
               </w:tc>
               <w:tc>
                 <w:tcPr>
-                  <w:tcW w:w="0" w:type="auto"/>
+                  <w:tcW w:w="755" w:type="dxa"/>
                   <w:vAlign w:val="center"/>
                   <w:hideMark/>
                 </w:tcPr>
                 <w:p>
                   <w:r>
                     <w:t>"1.2,3"</w:t>
+                  </w:r>
+                </w:p>
+              </w:tc>
+              <w:tc>
+                <w:tcPr>
+                  <w:tcW w:w="695" w:type="dxa"/>
+                  <w:vAlign w:val="center"/>
+                  <w:hideMark/>
+                </w:tcPr>
+                <w:p>
+                  <w:r>
+                    <w:t>1</w:t>
+                  </w:r>
+                </w:p>
+              </w:tc>
+              <w:tc>
+                <w:tcPr>
+                  <w:tcW w:w="1404" w:type="dxa"/>
+                  <w:vAlign w:val="center"/>
+                  <w:hideMark/>
+                </w:tcPr>
+                <w:p>
+                  <w:r>
+                    <w:t>Сумма</w:t>
                   </w:r>
                 </w:p>
               </w:tc>
@@ -25853,7 +25999,7 @@
                 </w:tcPr>
                 <w:p>
                   <w:r>
-                    <w:t>1</w:t>
+                    <w:t>Ошибка: "и точку, и запятую"</w:t>
                   </w:r>
                 </w:p>
               </w:tc>
@@ -25865,45 +26011,45 @@
                 </w:tcPr>
                 <w:p>
                   <w:r>
-                    <w:t>Сумма</w:t>
+                    <w:t>тот же</w:t>
                   </w:r>
                 </w:p>
-              </w:tc>
-              <w:tc>
-                <w:tcPr>
-                  <w:tcW w:w="0" w:type="auto"/>
-                  <w:vAlign w:val="center"/>
-                  <w:hideMark/>
-                </w:tcPr>
-                <w:p>
-                  <w:r>
-                    <w:t>Ошибка: "и точку, и запятую"</w:t>
-                  </w:r>
-                </w:p>
-              </w:tc>
-              <w:tc>
-                <w:tcPr>
-                  <w:tcW w:w="0" w:type="auto"/>
-                  <w:vAlign w:val="center"/>
-                  <w:hideMark/>
-                </w:tcPr>
-                <w:p/>
               </w:tc>
             </w:tr>
           </w:tbl>
           <w:p>
             <w:pPr>
               <w:pStyle w:val="4"/>
-            </w:pPr>
-            <w:r>
+              <w:rPr>
+                <w:i/>
+                <w:sz w:val="26"/>
+                <w:szCs w:val="26"/>
+              </w:rPr>
+            </w:pPr>
+            <w:r>
+              <w:rPr>
+                <w:i/>
+                <w:sz w:val="26"/>
+                <w:szCs w:val="26"/>
+              </w:rPr>
               <w:t>5.2. Кросс-</w:t>
             </w:r>
             <w:proofErr w:type="spellStart"/>
             <w:r>
+              <w:rPr>
+                <w:i/>
+                <w:sz w:val="26"/>
+                <w:szCs w:val="26"/>
+              </w:rPr>
               <w:t>браузерное</w:t>
             </w:r>
             <w:proofErr w:type="spellEnd"/>
             <w:r>
+              <w:rPr>
+                <w:i/>
+                <w:sz w:val="26"/>
+                <w:szCs w:val="26"/>
+              </w:rPr>
               <w:t xml:space="preserve"> тестирование</w:t>
             </w:r>
           </w:p>
@@ -26014,8 +26160,18 @@
           <w:p>
             <w:pPr>
               <w:pStyle w:val="4"/>
-            </w:pPr>
-            <w:r>
+              <w:rPr>
+                <w:i/>
+                <w:sz w:val="26"/>
+                <w:szCs w:val="26"/>
+              </w:rPr>
+            </w:pPr>
+            <w:r>
+              <w:rPr>
+                <w:i/>
+                <w:sz w:val="26"/>
+                <w:szCs w:val="26"/>
+              </w:rPr>
               <w:t>5.3. Тестирование адаптивности</w:t>
             </w:r>
           </w:p>
@@ -26076,13 +26232,6 @@
             </w:r>
           </w:p>
           <w:p>
-            <w:r>
-              <w:pict>
-                <v:rect id="_x0000_i1124" style="width:0;height:1.5pt" o:hralign="center" o:hrstd="t" o:hr="t" fillcolor="#a0a0a0" stroked="f"/>
-              </w:pict>
-            </w:r>
-          </w:p>
-          <w:p>
             <w:pPr>
               <w:pStyle w:val="3"/>
               <w:rPr>
@@ -26103,8 +26252,18 @@
           <w:p>
             <w:pPr>
               <w:pStyle w:val="4"/>
-            </w:pPr>
-            <w:r>
+              <w:rPr>
+                <w:i/>
+                <w:sz w:val="26"/>
+                <w:szCs w:val="26"/>
+              </w:rPr>
+            </w:pPr>
+            <w:r>
+              <w:rPr>
+                <w:i/>
+                <w:sz w:val="26"/>
+                <w:szCs w:val="26"/>
+              </w:rPr>
               <w:t>6.1. Модульность кода</w:t>
             </w:r>
           </w:p>
@@ -26204,8 +26363,18 @@
           <w:p>
             <w:pPr>
               <w:pStyle w:val="4"/>
-            </w:pPr>
-            <w:r>
+              <w:rPr>
+                <w:i/>
+                <w:sz w:val="26"/>
+                <w:szCs w:val="26"/>
+              </w:rPr>
+            </w:pPr>
+            <w:r>
+              <w:rPr>
+                <w:i/>
+                <w:sz w:val="26"/>
+                <w:szCs w:val="26"/>
+              </w:rPr>
               <w:t>6.2. Паттерны проектирования</w:t>
             </w:r>
           </w:p>
@@ -26314,9 +26483,18 @@
           <w:p>
             <w:pPr>
               <w:pStyle w:val="4"/>
-            </w:pPr>
-            <w:r>
-              <w:lastRenderedPageBreak/>
+              <w:rPr>
+                <w:i/>
+                <w:sz w:val="26"/>
+                <w:szCs w:val="26"/>
+              </w:rPr>
+            </w:pPr>
+            <w:r>
+              <w:rPr>
+                <w:i/>
+                <w:sz w:val="26"/>
+                <w:szCs w:val="26"/>
+              </w:rPr>
               <w:t>6.3. Обработка состояния</w:t>
             </w:r>
           </w:p>
@@ -26429,13 +26607,6 @@
                 <w:rStyle w:val="token"/>
               </w:rPr>
               <w:t>// Состояние успеха</w:t>
-            </w:r>
-          </w:p>
-          <w:p>
-            <w:r>
-              <w:pict>
-                <v:rect id="_x0000_i1125" style="width:0;height:1.5pt" o:hralign="center" o:hrstd="t" o:hr="t" fillcolor="#a0a0a0" stroked="f"/>
-              </w:pict>
             </w:r>
           </w:p>
           <w:p>
@@ -26453,6 +26624,7 @@
                 <w:sz w:val="28"/>
                 <w:szCs w:val="28"/>
               </w:rPr>
+              <w:lastRenderedPageBreak/>
               <w:t>7. Оптимизация и производительность</w:t>
             </w:r>
           </w:p>
@@ -26485,7 +26657,6 @@
                 </w:tcPr>
                 <w:p>
                   <w:pPr>
-                    <w:jc w:val="center"/>
                     <w:rPr>
                       <w:b/>
                       <w:bCs/>
@@ -26508,7 +26679,6 @@
                 </w:tcPr>
                 <w:p>
                   <w:pPr>
-                    <w:jc w:val="center"/>
                     <w:rPr>
                       <w:b/>
                       <w:bCs/>
@@ -26766,13 +26936,6 @@
             </w:pPr>
             <w:r>
               <w:t>Кеширование статического контента</w:t>
-            </w:r>
-          </w:p>
-          <w:p>
-            <w:r>
-              <w:pict>
-                <v:rect id="_x0000_i1126" style="width:0;height:1.5pt" o:hralign="center" o:hrstd="t" o:hr="t" fillcolor="#a0a0a0" stroked="f"/>
-              </w:pict>
             </w:r>
           </w:p>
           <w:p>
@@ -26822,7 +26985,6 @@
                 </w:tcPr>
                 <w:p>
                   <w:pPr>
-                    <w:jc w:val="center"/>
                     <w:rPr>
                       <w:b/>
                       <w:bCs/>
@@ -26845,7 +27007,6 @@
                 </w:tcPr>
                 <w:p>
                   <w:pPr>
-                    <w:jc w:val="center"/>
                     <w:rPr>
                       <w:b/>
                       <w:bCs/>
@@ -27006,13 +27167,6 @@
             </w:tr>
           </w:tbl>
           <w:p>
-            <w:r>
-              <w:pict>
-                <v:rect id="_x0000_i1127" style="width:0;height:1.5pt" o:hralign="center" o:hrstd="t" o:hr="t" fillcolor="#a0a0a0" stroked="f"/>
-              </w:pict>
-            </w:r>
-          </w:p>
-          <w:p>
             <w:pPr>
               <w:pStyle w:val="3"/>
               <w:rPr>
@@ -27033,8 +27187,18 @@
           <w:p>
             <w:pPr>
               <w:pStyle w:val="4"/>
-            </w:pPr>
-            <w:r>
+              <w:rPr>
+                <w:i/>
+                <w:sz w:val="26"/>
+                <w:szCs w:val="26"/>
+              </w:rPr>
+            </w:pPr>
+            <w:r>
+              <w:rPr>
+                <w:i/>
+                <w:sz w:val="26"/>
+                <w:szCs w:val="26"/>
+              </w:rPr>
               <w:t>9.1. Особенности реализации</w:t>
             </w:r>
           </w:p>
@@ -27086,7 +27250,6 @@
               <w:rPr>
                 <w:rStyle w:val="af3"/>
               </w:rPr>
-              <w:lastRenderedPageBreak/>
               <w:t>Визуальная обратная связь</w:t>
             </w:r>
             <w:r>
@@ -27122,8 +27285,18 @@
           <w:p>
             <w:pPr>
               <w:pStyle w:val="4"/>
-            </w:pPr>
-            <w:r>
+              <w:rPr>
+                <w:i/>
+                <w:sz w:val="26"/>
+                <w:szCs w:val="26"/>
+              </w:rPr>
+            </w:pPr>
+            <w:r>
+              <w:rPr>
+                <w:i/>
+                <w:sz w:val="26"/>
+                <w:szCs w:val="26"/>
+              </w:rPr>
               <w:t>9.2. Ограничения</w:t>
             </w:r>
           </w:p>
@@ -27172,13 +27345,6 @@
             </w:r>
           </w:p>
           <w:p>
-            <w:r>
-              <w:pict>
-                <v:rect id="_x0000_i1128" style="width:0;height:1.5pt" o:hralign="center" o:hrstd="t" o:hr="t" fillcolor="#a0a0a0" stroked="f"/>
-              </w:pict>
-            </w:r>
-          </w:p>
-          <w:p>
             <w:pPr>
               <w:pStyle w:val="3"/>
               <w:rPr>
@@ -27193,14 +27359,25 @@
                 <w:sz w:val="28"/>
                 <w:szCs w:val="28"/>
               </w:rPr>
+              <w:lastRenderedPageBreak/>
               <w:t>10. Результаты и выводы</w:t>
             </w:r>
           </w:p>
           <w:p>
             <w:pPr>
               <w:pStyle w:val="4"/>
-            </w:pPr>
-            <w:r>
+              <w:rPr>
+                <w:i/>
+                <w:sz w:val="26"/>
+                <w:szCs w:val="26"/>
+              </w:rPr>
+            </w:pPr>
+            <w:r>
+              <w:rPr>
+                <w:i/>
+                <w:sz w:val="26"/>
+                <w:szCs w:val="26"/>
+              </w:rPr>
               <w:t>10.1. Достигнутые результаты</w:t>
             </w:r>
           </w:p>
@@ -27233,7 +27410,6 @@
                 </w:tcPr>
                 <w:p>
                   <w:pPr>
-                    <w:jc w:val="center"/>
                     <w:rPr>
                       <w:b/>
                       <w:bCs/>
@@ -27256,7 +27432,6 @@
                 </w:tcPr>
                 <w:p>
                   <w:pPr>
-                    <w:jc w:val="center"/>
                     <w:rPr>
                       <w:b/>
                       <w:bCs/>
@@ -27580,9 +27755,29 @@
           <w:p>
             <w:pPr>
               <w:pStyle w:val="4"/>
-            </w:pPr>
-            <w:r>
-              <w:t>10.2. Дополнительные достижения</w:t>
+              <w:rPr>
+                <w:i/>
+                <w:sz w:val="26"/>
+                <w:szCs w:val="26"/>
+                <w:lang w:val="ru-RU"/>
+              </w:rPr>
+            </w:pPr>
+            <w:r>
+              <w:rPr>
+                <w:i/>
+                <w:sz w:val="26"/>
+                <w:szCs w:val="26"/>
+              </w:rPr>
+              <w:t xml:space="preserve">10.2. Дополнительные </w:t>
+            </w:r>
+            <w:r>
+              <w:rPr>
+                <w:i/>
+                <w:sz w:val="26"/>
+                <w:szCs w:val="26"/>
+                <w:lang w:val="ru-RU"/>
+              </w:rPr>
+              <w:t>функции</w:t>
             </w:r>
           </w:p>
           <w:p>
@@ -27693,98 +27888,35 @@
           <w:p>
             <w:pPr>
               <w:pStyle w:val="4"/>
-            </w:pPr>
-            <w:r>
-              <w:t>10.3. Статистика кода</w:t>
-            </w:r>
-          </w:p>
-          <w:p>
-            <w:pPr>
-              <w:pStyle w:val="ds-markdown-paragraph"/>
-              <w:numPr>
-                <w:ilvl w:val="0"/>
-                <w:numId w:val="45"/>
-              </w:numPr>
-            </w:pPr>
-            <w:r>
-              <w:rPr>
-                <w:rStyle w:val="af3"/>
-              </w:rPr>
-              <w:t>HTML:</w:t>
-            </w:r>
-            <w:r>
-              <w:t xml:space="preserve"> 80 строк</w:t>
-            </w:r>
-          </w:p>
-          <w:p>
-            <w:pPr>
-              <w:pStyle w:val="ds-markdown-paragraph"/>
-              <w:numPr>
-                <w:ilvl w:val="0"/>
-                <w:numId w:val="45"/>
-              </w:numPr>
-            </w:pPr>
-            <w:r>
-              <w:rPr>
-                <w:rStyle w:val="af3"/>
-              </w:rPr>
-              <w:t>CSS:</w:t>
-            </w:r>
-            <w:r>
-              <w:t xml:space="preserve"> 140 строк</w:t>
-            </w:r>
-          </w:p>
-          <w:p>
-            <w:pPr>
-              <w:pStyle w:val="ds-markdown-paragraph"/>
-              <w:numPr>
-                <w:ilvl w:val="0"/>
-                <w:numId w:val="45"/>
-              </w:numPr>
-            </w:pPr>
-            <w:proofErr w:type="spellStart"/>
-            <w:r>
-              <w:rPr>
-                <w:rStyle w:val="af3"/>
-              </w:rPr>
-              <w:t>JavaScript</w:t>
-            </w:r>
-            <w:proofErr w:type="spellEnd"/>
-            <w:r>
-              <w:rPr>
-                <w:rStyle w:val="af3"/>
-              </w:rPr>
-              <w:t>:</w:t>
-            </w:r>
-            <w:r>
-              <w:t xml:space="preserve"> 210 строк</w:t>
-            </w:r>
-          </w:p>
-          <w:p>
-            <w:pPr>
-              <w:pStyle w:val="ds-markdown-paragraph"/>
-              <w:numPr>
-                <w:ilvl w:val="0"/>
-                <w:numId w:val="45"/>
-              </w:numPr>
-            </w:pPr>
-            <w:r>
-              <w:rPr>
-                <w:rStyle w:val="af3"/>
-              </w:rPr>
-              <w:t>Всего:</w:t>
-            </w:r>
-            <w:r>
-              <w:t xml:space="preserve"> 430 строк кода</w:t>
-            </w:r>
-          </w:p>
-          <w:p>
-            <w:pPr>
-              <w:pStyle w:val="4"/>
-            </w:pPr>
-            <w:r>
-              <w:lastRenderedPageBreak/>
-              <w:t>10.4. Рекомендации по развитию</w:t>
+              <w:rPr>
+                <w:i/>
+                <w:sz w:val="26"/>
+                <w:szCs w:val="26"/>
+              </w:rPr>
+            </w:pPr>
+            <w:r>
+              <w:rPr>
+                <w:i/>
+                <w:sz w:val="26"/>
+                <w:szCs w:val="26"/>
+              </w:rPr>
+              <w:t>10.</w:t>
+            </w:r>
+            <w:r>
+              <w:rPr>
+                <w:i/>
+                <w:sz w:val="26"/>
+                <w:szCs w:val="26"/>
+              </w:rPr>
+              <w:t>3</w:t>
+            </w:r>
+            <w:r>
+              <w:rPr>
+                <w:i/>
+                <w:sz w:val="26"/>
+                <w:szCs w:val="26"/>
+              </w:rPr>
+              <w:t>. Рекомендации по развитию</w:t>
             </w:r>
           </w:p>
           <w:p>
@@ -27922,19 +28054,13 @@
             </w:r>
           </w:p>
           <w:p>
-            <w:r>
-              <w:pict>
-                <v:rect id="_x0000_i1129" style="width:0;height:1.5pt" o:hralign="center" o:hrstd="t" o:hr="t" fillcolor="#a0a0a0" stroked="f"/>
-              </w:pict>
-            </w:r>
-          </w:p>
-          <w:p>
             <w:pPr>
               <w:pStyle w:val="3"/>
               <w:rPr>
                 <w:rFonts w:asciiTheme="minorHAnsi" w:hAnsiTheme="minorHAnsi" w:cstheme="minorHAnsi"/>
                 <w:sz w:val="28"/>
                 <w:szCs w:val="28"/>
+                <w:lang w:val="ru-RU"/>
               </w:rPr>
             </w:pPr>
             <w:r>
@@ -27943,7 +28069,16 @@
                 <w:sz w:val="28"/>
                 <w:szCs w:val="28"/>
               </w:rPr>
-              <w:t>11. Заключение</w:t>
+              <w:t xml:space="preserve">11. </w:t>
+            </w:r>
+            <w:r>
+              <w:rPr>
+                <w:rFonts w:asciiTheme="minorHAnsi" w:hAnsiTheme="minorHAnsi" w:cstheme="minorHAnsi"/>
+                <w:sz w:val="28"/>
+                <w:szCs w:val="28"/>
+                <w:lang w:val="ru-RU"/>
+              </w:rPr>
+              <w:t>Вывод</w:t>
             </w:r>
           </w:p>
           <w:p>
@@ -27951,7 +28086,11 @@
               <w:pStyle w:val="ds-markdown-paragraph"/>
             </w:pPr>
             <w:r>
-              <w:t>Разработанный интерактивный калькулятор полностью соответствует поставленным требованиям и превосходит их за счет дополнительной функциональности. Приложение демонстрирует глубокое понимание веб-технологий, включая:</w:t>
+              <w:t xml:space="preserve">Разработанный интерактивный калькулятор полностью соответствует поставленным требованиям и превосходит их за счет дополнительной </w:t>
+            </w:r>
+            <w:r>
+              <w:lastRenderedPageBreak/>
+              <w:t>функциональности. Приложение демонстрирует глубокое понимание веб-технологий, включая:</w:t>
             </w:r>
           </w:p>
           <w:p>
@@ -28125,48 +28264,6 @@
           </w:tcPr>
           <w:p>
             <w:pPr>
-              <w:autoSpaceDE w:val="0"/>
-              <w:autoSpaceDN w:val="0"/>
-              <w:adjustRightInd w:val="0"/>
-              <w:spacing w:after="0" w:line="240" w:lineRule="auto"/>
-              <w:jc w:val="center"/>
-              <w:rPr>
-                <w:rFonts w:ascii="Times New Roman" w:eastAsia="Times New Roman" w:hAnsi="Times New Roman"/>
-                <w:sz w:val="24"/>
-                <w:szCs w:val="24"/>
-                <w:lang w:eastAsia="ru-RU"/>
-              </w:rPr>
-            </w:pPr>
-            <w:hyperlink r:id="rId12" w:history="1">
-              <w:r>
-                <w:rPr>
-                  <w:rStyle w:val="ab"/>
-                  <w:rFonts w:ascii="Times New Roman" w:eastAsia="Times New Roman" w:hAnsi="Times New Roman"/>
-                  <w:sz w:val="24"/>
-                  <w:szCs w:val="24"/>
-                  <w:lang w:eastAsia="ru-RU"/>
-                </w:rPr>
-                <w:t>https://github.com/gim99333/Practice-2026/tree/master/case5</w:t>
-              </w:r>
-            </w:hyperlink>
-          </w:p>
-          <w:p>
-            <w:pPr>
-              <w:autoSpaceDE w:val="0"/>
-              <w:autoSpaceDN w:val="0"/>
-              <w:adjustRightInd w:val="0"/>
-              <w:spacing w:after="0" w:line="240" w:lineRule="auto"/>
-              <w:jc w:val="center"/>
-              <w:rPr>
-                <w:rFonts w:ascii="Times New Roman" w:eastAsia="Times New Roman" w:hAnsi="Times New Roman"/>
-                <w:sz w:val="24"/>
-                <w:szCs w:val="24"/>
-                <w:lang w:eastAsia="ru-RU"/>
-              </w:rPr>
-            </w:pPr>
-          </w:p>
-          <w:p>
-            <w:pPr>
               <w:spacing w:before="100" w:beforeAutospacing="1" w:after="100" w:afterAutospacing="1" w:line="240" w:lineRule="auto"/>
               <w:outlineLvl w:val="1"/>
               <w:rPr>
@@ -28311,30 +28408,7 @@
                 <w:szCs w:val="24"/>
                 <w:lang w:eastAsia="ru-RU"/>
               </w:rPr>
-              <w:lastRenderedPageBreak/>
               <w:t>Программа представляет собой полностью автономное решение без внешних зависимостей.</w:t>
-            </w:r>
-          </w:p>
-          <w:p>
-            <w:pPr>
-              <w:spacing w:after="0" w:line="240" w:lineRule="auto"/>
-              <w:rPr>
-                <w:rFonts w:ascii="Times New Roman" w:eastAsia="Times New Roman" w:hAnsi="Times New Roman"/>
-                <w:sz w:val="24"/>
-                <w:szCs w:val="24"/>
-                <w:lang w:eastAsia="ru-RU"/>
-              </w:rPr>
-            </w:pPr>
-            <w:r>
-              <w:rPr>
-                <w:rFonts w:ascii="Times New Roman" w:eastAsia="Times New Roman" w:hAnsi="Times New Roman"/>
-                <w:sz w:val="24"/>
-                <w:szCs w:val="24"/>
-                <w:lang w:eastAsia="ru-RU"/>
-              </w:rPr>
-              <w:pict>
-                <v:rect id="_x0000_i1186" style="width:0;height:1.5pt" o:hralign="center" o:hrstd="t" o:hr="t" fillcolor="#a0a0a0" stroked="f"/>
-              </w:pict>
             </w:r>
           </w:p>
           <w:p>
@@ -29086,6 +29160,7 @@
                 <w:szCs w:val="24"/>
                 <w:lang w:eastAsia="ru-RU"/>
               </w:rPr>
+              <w:lastRenderedPageBreak/>
               <w:t>Валидация</w:t>
             </w:r>
             <w:proofErr w:type="spellEnd"/>
@@ -29405,28 +29480,6 @@
           </w:p>
           <w:p>
             <w:pPr>
-              <w:spacing w:after="0" w:line="240" w:lineRule="auto"/>
-              <w:rPr>
-                <w:rFonts w:ascii="Times New Roman" w:eastAsia="Times New Roman" w:hAnsi="Times New Roman"/>
-                <w:sz w:val="24"/>
-                <w:szCs w:val="24"/>
-                <w:lang w:eastAsia="ru-RU"/>
-              </w:rPr>
-            </w:pPr>
-            <w:r>
-              <w:rPr>
-                <w:rFonts w:ascii="Times New Roman" w:eastAsia="Times New Roman" w:hAnsi="Times New Roman"/>
-                <w:sz w:val="24"/>
-                <w:szCs w:val="24"/>
-                <w:lang w:eastAsia="ru-RU"/>
-              </w:rPr>
-              <w:pict>
-                <v:rect id="_x0000_i1187" style="width:0;height:1.5pt" o:hralign="center" o:hrstd="t" o:hr="t" fillcolor="#a0a0a0" stroked="f"/>
-              </w:pict>
-            </w:r>
-          </w:p>
-          <w:p>
-            <w:pPr>
               <w:keepNext/>
               <w:spacing w:before="100" w:beforeAutospacing="1" w:after="100" w:afterAutospacing="1" w:line="240" w:lineRule="auto"/>
               <w:outlineLvl w:val="2"/>
@@ -29448,7 +29501,6 @@
                 <w:szCs w:val="27"/>
                 <w:lang w:eastAsia="ru-RU"/>
               </w:rPr>
-              <w:lastRenderedPageBreak/>
               <w:t>2. Производительность (5/5)</w:t>
             </w:r>
           </w:p>
@@ -29753,28 +29805,6 @@
           </w:p>
           <w:p>
             <w:pPr>
-              <w:spacing w:after="0" w:line="240" w:lineRule="auto"/>
-              <w:rPr>
-                <w:rFonts w:ascii="Times New Roman" w:eastAsia="Times New Roman" w:hAnsi="Times New Roman"/>
-                <w:sz w:val="24"/>
-                <w:szCs w:val="24"/>
-                <w:lang w:eastAsia="ru-RU"/>
-              </w:rPr>
-            </w:pPr>
-            <w:r>
-              <w:rPr>
-                <w:rFonts w:ascii="Times New Roman" w:eastAsia="Times New Roman" w:hAnsi="Times New Roman"/>
-                <w:sz w:val="24"/>
-                <w:szCs w:val="24"/>
-                <w:lang w:eastAsia="ru-RU"/>
-              </w:rPr>
-              <w:pict>
-                <v:rect id="_x0000_i1188" style="width:0;height:1.5pt" o:hralign="center" o:hrstd="t" o:hr="t" fillcolor="#a0a0a0" stroked="f"/>
-              </w:pict>
-            </w:r>
-          </w:p>
-          <w:p>
-            <w:pPr>
               <w:keepNext/>
               <w:spacing w:before="100" w:beforeAutospacing="1" w:after="100" w:afterAutospacing="1" w:line="240" w:lineRule="auto"/>
               <w:outlineLvl w:val="2"/>
@@ -29936,6 +29966,7 @@
                 <w:szCs w:val="24"/>
                 <w:lang w:eastAsia="ru-RU"/>
               </w:rPr>
+              <w:lastRenderedPageBreak/>
               <w:t>Сообщения об ошибках:</w:t>
             </w:r>
             <w:r>
@@ -30266,7 +30297,6 @@
                 <w:szCs w:val="24"/>
                 <w:lang w:eastAsia="ru-RU"/>
               </w:rPr>
-              <w:lastRenderedPageBreak/>
               <w:t>Подсказки и документация:</w:t>
             </w:r>
           </w:p>
@@ -30405,28 +30435,6 @@
                 <w:lang w:eastAsia="ru-RU"/>
               </w:rPr>
               <w:t>Интуитивно понятные подписи кнопок</w:t>
-            </w:r>
-          </w:p>
-          <w:p>
-            <w:pPr>
-              <w:spacing w:after="0" w:line="240" w:lineRule="auto"/>
-              <w:rPr>
-                <w:rFonts w:ascii="Times New Roman" w:eastAsia="Times New Roman" w:hAnsi="Times New Roman"/>
-                <w:sz w:val="24"/>
-                <w:szCs w:val="24"/>
-                <w:lang w:eastAsia="ru-RU"/>
-              </w:rPr>
-            </w:pPr>
-            <w:r>
-              <w:rPr>
-                <w:rFonts w:ascii="Times New Roman" w:eastAsia="Times New Roman" w:hAnsi="Times New Roman"/>
-                <w:sz w:val="24"/>
-                <w:szCs w:val="24"/>
-                <w:lang w:eastAsia="ru-RU"/>
-              </w:rPr>
-              <w:pict>
-                <v:rect id="_x0000_i1189" style="width:0;height:1.5pt" o:hralign="center" o:hrstd="t" o:hr="t" fillcolor="#a0a0a0" stroked="f"/>
-              </w:pict>
             </w:r>
           </w:p>
           <w:p>
@@ -31161,6 +31169,7 @@
                 <w:szCs w:val="24"/>
                 <w:lang w:eastAsia="ru-RU"/>
               </w:rPr>
+              <w:lastRenderedPageBreak/>
               <w:t>Ограничение точности результата (10 знаков после запятой)</w:t>
             </w:r>
           </w:p>
@@ -31256,28 +31265,6 @@
           </w:p>
           <w:p>
             <w:pPr>
-              <w:spacing w:after="0" w:line="240" w:lineRule="auto"/>
-              <w:rPr>
-                <w:rFonts w:ascii="Times New Roman" w:eastAsia="Times New Roman" w:hAnsi="Times New Roman"/>
-                <w:sz w:val="24"/>
-                <w:szCs w:val="24"/>
-                <w:lang w:eastAsia="ru-RU"/>
-              </w:rPr>
-            </w:pPr>
-            <w:r>
-              <w:rPr>
-                <w:rFonts w:ascii="Times New Roman" w:eastAsia="Times New Roman" w:hAnsi="Times New Roman"/>
-                <w:sz w:val="24"/>
-                <w:szCs w:val="24"/>
-                <w:lang w:eastAsia="ru-RU"/>
-              </w:rPr>
-              <w:pict>
-                <v:rect id="_x0000_i1190" style="width:0;height:1.5pt" o:hralign="center" o:hrstd="t" o:hr="t" fillcolor="#a0a0a0" stroked="f"/>
-              </w:pict>
-            </w:r>
-          </w:p>
-          <w:p>
-            <w:pPr>
               <w:keepNext/>
               <w:spacing w:before="100" w:beforeAutospacing="1" w:after="100" w:afterAutospacing="1" w:line="240" w:lineRule="auto"/>
               <w:outlineLvl w:val="2"/>
@@ -31382,7 +31369,6 @@
                 <w:szCs w:val="24"/>
                 <w:lang w:eastAsia="ru-RU"/>
               </w:rPr>
-              <w:lastRenderedPageBreak/>
               <w:t>text</w:t>
             </w:r>
             <w:proofErr w:type="spellEnd"/>
@@ -32480,6 +32466,7 @@
                 <w:szCs w:val="24"/>
                 <w:lang w:eastAsia="ru-RU"/>
               </w:rPr>
+              <w:lastRenderedPageBreak/>
               <w:t>Ограничения:</w:t>
             </w:r>
           </w:p>
@@ -32591,28 +32578,6 @@
           </w:p>
           <w:p>
             <w:pPr>
-              <w:spacing w:after="0" w:line="240" w:lineRule="auto"/>
-              <w:rPr>
-                <w:rFonts w:ascii="Times New Roman" w:eastAsia="Times New Roman" w:hAnsi="Times New Roman"/>
-                <w:sz w:val="24"/>
-                <w:szCs w:val="24"/>
-                <w:lang w:eastAsia="ru-RU"/>
-              </w:rPr>
-            </w:pPr>
-            <w:r>
-              <w:rPr>
-                <w:rFonts w:ascii="Times New Roman" w:eastAsia="Times New Roman" w:hAnsi="Times New Roman"/>
-                <w:sz w:val="24"/>
-                <w:szCs w:val="24"/>
-                <w:lang w:eastAsia="ru-RU"/>
-              </w:rPr>
-              <w:pict>
-                <v:rect id="_x0000_i1191" style="width:0;height:1.5pt" o:hralign="center" o:hrstd="t" o:hr="t" fillcolor="#a0a0a0" stroked="f"/>
-              </w:pict>
-            </w:r>
-          </w:p>
-          <w:p>
-            <w:pPr>
               <w:keepNext/>
               <w:spacing w:before="100" w:beforeAutospacing="1" w:after="100" w:afterAutospacing="1" w:line="240" w:lineRule="auto"/>
               <w:outlineLvl w:val="2"/>
@@ -32768,7 +32733,6 @@
                 <w:szCs w:val="24"/>
                 <w:lang w:eastAsia="ru-RU"/>
               </w:rPr>
-              <w:lastRenderedPageBreak/>
               <w:t>Документирующие комментарии с описанием параметров и возвращаемых значений</w:t>
             </w:r>
           </w:p>
@@ -33773,7 +33737,7 @@
                 <w:lang w:eastAsia="ru-RU"/>
               </w:rPr>
               <w:pict>
-                <v:rect id="_x0000_i1192" style="width:0;height:1.5pt" o:hralign="center" o:hrstd="t" o:hr="t" fillcolor="#a0a0a0" stroked="f"/>
+                <v:rect id="_x0000_i1190" style="width:0;height:1.5pt" o:hralign="center" o:hrstd="t" o:hr="t" fillcolor="#a0a0a0" stroked="f"/>
               </w:pict>
             </w:r>
           </w:p>
@@ -33799,6 +33763,7 @@
                 <w:szCs w:val="36"/>
                 <w:lang w:eastAsia="ru-RU"/>
               </w:rPr>
+              <w:lastRenderedPageBreak/>
               <w:t>Итоговая таблица оценок</w:t>
             </w:r>
           </w:p>
@@ -34206,7 +34171,6 @@
                       <w:szCs w:val="24"/>
                       <w:lang w:eastAsia="ru-RU"/>
                     </w:rPr>
-                    <w:lastRenderedPageBreak/>
                     <w:t>Безопасность</w:t>
                   </w:r>
                 </w:p>
@@ -34465,28 +34429,6 @@
           </w:p>
           <w:p>
             <w:pPr>
-              <w:spacing w:after="0" w:line="240" w:lineRule="auto"/>
-              <w:rPr>
-                <w:rFonts w:ascii="Times New Roman" w:eastAsia="Times New Roman" w:hAnsi="Times New Roman"/>
-                <w:sz w:val="24"/>
-                <w:szCs w:val="24"/>
-                <w:lang w:eastAsia="ru-RU"/>
-              </w:rPr>
-            </w:pPr>
-            <w:r>
-              <w:rPr>
-                <w:rFonts w:ascii="Times New Roman" w:eastAsia="Times New Roman" w:hAnsi="Times New Roman"/>
-                <w:sz w:val="24"/>
-                <w:szCs w:val="24"/>
-                <w:lang w:eastAsia="ru-RU"/>
-              </w:rPr>
-              <w:pict>
-                <v:rect id="_x0000_i1193" style="width:0;height:1.5pt" o:hralign="center" o:hrstd="t" o:hr="t" fillcolor="#a0a0a0" stroked="f"/>
-              </w:pict>
-            </w:r>
-          </w:p>
-          <w:p>
-            <w:pPr>
               <w:spacing w:before="100" w:beforeAutospacing="1" w:after="100" w:afterAutospacing="1" w:line="240" w:lineRule="auto"/>
               <w:outlineLvl w:val="1"/>
               <w:rPr>
@@ -34498,6 +34440,8 @@
                 <w:lang w:eastAsia="ru-RU"/>
               </w:rPr>
             </w:pPr>
+            <w:bookmarkStart w:id="0" w:name="_GoBack"/>
+            <w:bookmarkEnd w:id="0"/>
             <w:r>
               <w:rPr>
                 <w:rFonts w:ascii="Times New Roman" w:eastAsia="Times New Roman" w:hAnsi="Times New Roman"/>
@@ -35006,7 +34950,7 @@
                 <w:lang w:eastAsia="ru-RU"/>
               </w:rPr>
               <w:pict>
-                <v:rect id="_x0000_i1194" style="width:0;height:1.5pt" o:hralign="center" o:hrstd="t" o:hr="t" fillcolor="#a0a0a0" stroked="f"/>
+                <v:rect id="_x0000_i1192" style="width:0;height:1.5pt" o:hralign="center" o:hrstd="t" o:hr="t" fillcolor="#a0a0a0" stroked="f"/>
               </w:pict>
             </w:r>
           </w:p>
@@ -35032,6 +34976,7 @@
                 <w:szCs w:val="36"/>
                 <w:lang w:eastAsia="ru-RU"/>
               </w:rPr>
+              <w:lastRenderedPageBreak/>
               <w:t>Вывод</w:t>
             </w:r>
           </w:p>
@@ -35072,17 +35017,7 @@
                 <w:szCs w:val="24"/>
                 <w:lang w:eastAsia="ru-RU"/>
               </w:rPr>
-              <w:t xml:space="preserve">-решение с расширенной поддержкой форматов ввода и высоким качеством кода. Программа успешно справляется со всеми поставленными задачами, обеспечивая корректную обработку как стандартных, так и "незавершенных" числовых форматов ("5." и "5,"). Благодаря модульной архитектуре, калькулятор легко расширяется </w:t>
-            </w:r>
-            <w:r>
-              <w:rPr>
-                <w:rFonts w:ascii="Times New Roman" w:eastAsia="Times New Roman" w:hAnsi="Times New Roman"/>
-                <w:sz w:val="24"/>
-                <w:szCs w:val="24"/>
-                <w:lang w:eastAsia="ru-RU"/>
-              </w:rPr>
-              <w:lastRenderedPageBreak/>
-              <w:t>новыми операциями и форматами ввода без изменения существующего кода.</w:t>
+              <w:t>-решение с расширенной поддержкой форматов ввода и высоким качеством кода. Программа успешно справляется со всеми поставленными задачами, обеспечивая корректную обработку как стандартных, так и "незавершенных" числовых форматов ("5." и "5,"). Благодаря модульной архитектуре, калькулятор легко расширяется новыми операциями и форматами ввода без изменения существующего кода.</w:t>
             </w:r>
           </w:p>
           <w:p>
@@ -35442,12 +35377,12 @@
       </w:pPr>
     </w:p>
     <w:sectPr>
-      <w:headerReference w:type="even" r:id="rId13"/>
-      <w:headerReference w:type="default" r:id="rId14"/>
-      <w:footerReference w:type="even" r:id="rId15"/>
-      <w:footerReference w:type="default" r:id="rId16"/>
-      <w:headerReference w:type="first" r:id="rId17"/>
-      <w:footerReference w:type="first" r:id="rId18"/>
+      <w:headerReference w:type="even" r:id="rId12"/>
+      <w:headerReference w:type="default" r:id="rId13"/>
+      <w:footerReference w:type="even" r:id="rId14"/>
+      <w:footerReference w:type="default" r:id="rId15"/>
+      <w:headerReference w:type="first" r:id="rId16"/>
+      <w:footerReference w:type="first" r:id="rId17"/>
       <w:pgSz w:w="11906" w:h="16838"/>
       <w:pgMar w:top="1134" w:right="566" w:bottom="1134" w:left="1134" w:header="709" w:footer="402" w:gutter="0"/>
       <w:cols w:space="708"/>
@@ -35519,7 +35454,7 @@
             <w:noProof/>
             <w:lang w:val="ru-RU"/>
           </w:rPr>
-          <w:t>27</w:t>
+          <w:t>32</w:t>
         </w:r>
         <w:r>
           <w:fldChar w:fldCharType="end"/>
@@ -35688,7 +35623,7 @@
             </wp:anchor>
           </w:drawing>
         </mc:Choice>
-        <mc:Fallback xmlns:cx1="http://schemas.microsoft.com/office/drawing/2015/9/8/chartex" xmlns:cx2="http://schemas.microsoft.com/office/drawing/2015/10/21/chartex" xmlns:cx3="http://schemas.microsoft.com/office/drawing/2016/5/9/chartex" xmlns:cx4="http://schemas.microsoft.com/office/drawing/2016/5/10/chartex" xmlns:cx5="http://schemas.microsoft.com/office/drawing/2016/5/11/chartex" xmlns:cx6="http://schemas.microsoft.com/office/drawing/2016/5/12/chartex" xmlns:cx7="http://schemas.microsoft.com/office/drawing/2016/5/13/chartex" xmlns:cx8="http://schemas.microsoft.com/office/drawing/2016/5/14/chartex" xmlns:aink="http://schemas.microsoft.com/office/drawing/2016/ink" xmlns:am3d="http://schemas.microsoft.com/office/drawing/2017/model3d" xmlns:oel="http://schemas.microsoft.com/office/2019/extlst" xmlns:w16cex="http://schemas.microsoft.com/office/word/2018/wordml/cex" xmlns:w16cid="http://schemas.microsoft.com/office/word/2016/wordml/cid" xmlns:w16="http://schemas.microsoft.com/office/word/2018/wordml" xmlns:w16sdtdh="http://schemas.microsoft.com/office/word/2020/wordml/sdtdatahash">
+        <mc:Fallback xmlns:w16sdtdh="http://schemas.microsoft.com/office/word/2020/wordml/sdtdatahash" xmlns:w16="http://schemas.microsoft.com/office/word/2018/wordml" xmlns:w16cid="http://schemas.microsoft.com/office/word/2016/wordml/cid" xmlns:w16cex="http://schemas.microsoft.com/office/word/2018/wordml/cex" xmlns:oel="http://schemas.microsoft.com/office/2019/extlst" xmlns:am3d="http://schemas.microsoft.com/office/drawing/2017/model3d" xmlns:aink="http://schemas.microsoft.com/office/drawing/2016/ink" xmlns:cx8="http://schemas.microsoft.com/office/drawing/2016/5/14/chartex" xmlns:cx7="http://schemas.microsoft.com/office/drawing/2016/5/13/chartex" xmlns:cx6="http://schemas.microsoft.com/office/drawing/2016/5/12/chartex" xmlns:cx5="http://schemas.microsoft.com/office/drawing/2016/5/11/chartex" xmlns:cx4="http://schemas.microsoft.com/office/drawing/2016/5/10/chartex" xmlns:cx3="http://schemas.microsoft.com/office/drawing/2016/5/9/chartex" xmlns:cx2="http://schemas.microsoft.com/office/drawing/2015/10/21/chartex" xmlns:cx1="http://schemas.microsoft.com/office/drawing/2015/9/8/chartex">
           <w:pict>
             <v:line w14:anchorId="11551049" id="Прямая соединительная линия 6" o:spid="_x0000_s1026" style="position:absolute;z-index:251660288;visibility:visible;mso-wrap-style:square;mso-width-percent:0;mso-height-percent:0;mso-wrap-distance-left:9pt;mso-wrap-distance-top:0;mso-wrap-distance-right:9pt;mso-wrap-distance-bottom:0;mso-position-horizontal:absolute;mso-position-horizontal-relative:margin;mso-position-vertical:absolute;mso-position-vertical-relative:text;mso-width-percent:0;mso-height-percent:0;mso-width-relative:margin;mso-height-relative:margin" from="141.35pt,7.35pt" to="478.85pt,7.35pt" o:gfxdata="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" strokecolor="red" strokeweight="1pt">
               <v:stroke joinstyle="miter"/>
@@ -48512,7 +48447,7 @@
 </file>
 
 <file path=customXml/itemProps1.xml><?xml version="1.0" encoding="utf-8"?>
-<ds:datastoreItem xmlns:ds="http://schemas.openxmlformats.org/officeDocument/2006/customXml" ds:itemID="{737FC520-903D-4A21-8907-0C1574B2B6B9}">
+<ds:datastoreItem xmlns:ds="http://schemas.openxmlformats.org/officeDocument/2006/customXml" ds:itemID="{D4660594-28E1-47AA-A289-7A18CB5DB57F}">
   <ds:schemaRefs>
     <ds:schemaRef ds:uri="http://schemas.openxmlformats.org/officeDocument/2006/bibliography"/>
   </ds:schemaRefs>
